--- a/svoyo-delo/대본/8부/14화_Desyat_let.docx
+++ b/svoyo-delo/대본/8부/14화_Desyat_let.docx
@@ -1476,7 +1476,7 @@
         <w:t xml:space="preserve"> </w:t>
       </w:r>
       <w:r>
-        <w:t xml:space="preserve">- 규칙: 지문 없음. 전 화 100% 「화자명: 대사」. 1턴 18단어 이내 + 긴 턴 10~15회(30~55단어). 문법 초점(C1+): 수 표현(два и три десятых миллиарда / девять тысяч четыреста двенадцать), 지역 속담(Меньше — да своё / Мало, да честно), 건배 화법(За «нет», которое строит / За слово), 정의 대구(Праздник без отчёта — это банкет).</w:t>
+        <w:t xml:space="preserve">- 규칙: 지문 없음. 전 화 100% 「화자명: 대사」. 1턴 24단어 이내 + 긴 턴 10~15회(35~60단어). 문법 초점(C1+): 수 표현(два и три десятых миллиарда / девять тысяч четыреста двенадцать), 지역 속담(Меньше — да своё / Мало, да честно), 건배 화법(За «нет», которое строит / За слово), 정의 대구(Праздник без отчёта — это банкет).</w:t>
       </w:r>
       <w:r>
         <w:t xml:space="preserve"> </w:t>
@@ -1607,23 +1607,23 @@
         <w:pStyle w:val="FirstParagraph"/>
       </w:pPr>
       <w:r>
-        <w:t xml:space="preserve">ZOYA: Бейджи. Сто двадцать сотрудников. Плюс сорок гостей. Кирилл, у тебя список партнёров?</w:t>
-      </w:r>
-    </w:p>
-    <w:p>
-      <w:pPr>
-        <w:pStyle w:val="BodyText"/>
-      </w:pPr>
-      <w:r>
-        <w:t xml:space="preserve">KIRILL: У меня. По городам. Петербург, Казань, Екатеринбург, Новосибирск, Владивосток. И Вонджу.</w:t>
-      </w:r>
-    </w:p>
-    <w:p>
-      <w:pPr>
-        <w:pStyle w:val="BodyText"/>
-      </w:pPr>
-      <w:r>
-        <w:t xml:space="preserve">ZOYA: И Сосновка. Не забудь. Дмитрий Гусев. И Николай Петрович с Татьяной Ивановной.</w:t>
+        <w:t xml:space="preserve">ZOYA: Бейджи: сто двадцать сотрудников и ещё сорок гостей. Кирилл, у тебя есть список партнёров?</w:t>
+      </w:r>
+    </w:p>
+    <w:p>
+      <w:pPr>
+        <w:pStyle w:val="BodyText"/>
+      </w:pPr>
+      <w:r>
+        <w:t xml:space="preserve">KIRILL: Есть, по городам: Петербург, Казань, Екатеринбург, Новосибирск, Владивосток. И, конечно, Вонджу.</w:t>
+      </w:r>
+    </w:p>
+    <w:p>
+      <w:pPr>
+        <w:pStyle w:val="BodyText"/>
+      </w:pPr>
+      <w:r>
+        <w:t xml:space="preserve">ZOYA: И Сосновка, не забудь: Дмитрий Гусев. И ещё Николай Петрович с Татьяной Ивановной.</w:t>
       </w:r>
     </w:p>
     <w:p>
@@ -1639,87 +1639,87 @@
         <w:pStyle w:val="BodyText"/>
       </w:pPr>
       <w:r>
-        <w:t xml:space="preserve">IRINA: Бюджет праздника — триста восемьдесят тысяч. Каждый чек — ко мне. Никаких конвертов, никаких «потом разберёмся».</w:t>
-      </w:r>
-    </w:p>
-    <w:p>
-      <w:pPr>
-        <w:pStyle w:val="BodyText"/>
-      </w:pPr>
-      <w:r>
-        <w:t xml:space="preserve">DIMA: Ирина Сергеевна, даже на праздник — отчёт?</w:t>
-      </w:r>
-    </w:p>
-    <w:p>
-      <w:pPr>
-        <w:pStyle w:val="BodyText"/>
-      </w:pPr>
-      <w:r>
-        <w:t xml:space="preserve">IRINA: Особенно на праздник. Праздник без отчёта — это банкет. Банкет без отчёта — это девяностые.</w:t>
-      </w:r>
-    </w:p>
-    <w:p>
-      <w:pPr>
-        <w:pStyle w:val="BodyText"/>
-      </w:pPr>
-      <w:r>
-        <w:t xml:space="preserve">OLGA: Ира, я подписала договор с кейтерингом. Двенадцать страниц. Скучный.</w:t>
-      </w:r>
-    </w:p>
-    <w:p>
-      <w:pPr>
-        <w:pStyle w:val="BodyText"/>
-      </w:pPr>
-      <w:r>
-        <w:t xml:space="preserve">IRINA: Скучный — значит, хороший. Ты меня научила.</w:t>
-      </w:r>
-    </w:p>
-    <w:p>
-      <w:pPr>
-        <w:pStyle w:val="BodyText"/>
-      </w:pPr>
-      <w:r>
-        <w:t xml:space="preserve">ALEKSEY: Зоя, а картонка? Её не снимали для зала?</w:t>
-      </w:r>
-    </w:p>
-    <w:p>
-      <w:pPr>
-        <w:pStyle w:val="BodyText"/>
-      </w:pPr>
-      <w:r>
-        <w:t xml:space="preserve">ZOYA: Нет, что вы. Пункт восемь. Ольга Петровна меня бы уволила. Мы сделали проекцию на экран. Картонка висит на своём месте, над дверью, как висела. А на экране — её фотография, большая, на всю стену. Чтобы видели и те, кто на трансляции из регионов.</w:t>
-      </w:r>
-    </w:p>
-    <w:p>
-      <w:pPr>
-        <w:pStyle w:val="BodyText"/>
-      </w:pPr>
-      <w:r>
-        <w:t xml:space="preserve">ALEKSEY: Хорошо. Только пусть фотография тоже немного криво.</w:t>
-      </w:r>
-    </w:p>
-    <w:p>
-      <w:pPr>
-        <w:pStyle w:val="BodyText"/>
-      </w:pPr>
-      <w:r>
-        <w:t xml:space="preserve">ZOYA: Уже криво. Паша выставлял. По уровню Николая Петровича. Минус три градуса.</w:t>
-      </w:r>
-    </w:p>
-    <w:p>
-      <w:pPr>
-        <w:pStyle w:val="BodyText"/>
-      </w:pPr>
-      <w:r>
-        <w:t xml:space="preserve">DIMA: Это наш десятый март, Алексей Николаевич. Вы понимаете? Десятый.</w:t>
-      </w:r>
-    </w:p>
-    <w:p>
-      <w:pPr>
-        <w:pStyle w:val="BodyText"/>
-      </w:pPr>
-      <w:r>
-        <w:t xml:space="preserve">ALEKSEY: Понимаю. Первый март был на кухне у Ирины. Втроём. С салфеткой.</w:t>
+        <w:t xml:space="preserve">IRINA: Бюджет праздника — триста восемьдесят тысяч, и каждый чек приносите мне. Никаких конвертов и никаких «потом разберёмся».</w:t>
+      </w:r>
+    </w:p>
+    <w:p>
+      <w:pPr>
+        <w:pStyle w:val="BodyText"/>
+      </w:pPr>
+      <w:r>
+        <w:t xml:space="preserve">DIMA: Ирина Сергеевна, неужели даже на праздник нужен отчёт?</w:t>
+      </w:r>
+    </w:p>
+    <w:p>
+      <w:pPr>
+        <w:pStyle w:val="BodyText"/>
+      </w:pPr>
+      <w:r>
+        <w:t xml:space="preserve">IRINA: Особенно на праздник. Праздник без отчёта — это банкет. А банкет без отчёта — это уже девяностые.</w:t>
+      </w:r>
+    </w:p>
+    <w:p>
+      <w:pPr>
+        <w:pStyle w:val="BodyText"/>
+      </w:pPr>
+      <w:r>
+        <w:t xml:space="preserve">OLGA: Ира, я подписала договор с кейтерингом: двенадцать страниц, очень скучный.</w:t>
+      </w:r>
+    </w:p>
+    <w:p>
+      <w:pPr>
+        <w:pStyle w:val="BodyText"/>
+      </w:pPr>
+      <w:r>
+        <w:t xml:space="preserve">IRINA: Скучный — значит, хороший. Ты сама меня этому научила, Оля.</w:t>
+      </w:r>
+    </w:p>
+    <w:p>
+      <w:pPr>
+        <w:pStyle w:val="BodyText"/>
+      </w:pPr>
+      <w:r>
+        <w:t xml:space="preserve">ALEKSEY: Зоя, а картонка? Её ведь не снимали для зала, правда?</w:t>
+      </w:r>
+    </w:p>
+    <w:p>
+      <w:pPr>
+        <w:pStyle w:val="BodyText"/>
+      </w:pPr>
+      <w:r>
+        <w:t xml:space="preserve">ZOYA: Нет, что вы, это же пункт восемь, Ольга Петровна меня бы уволила. Мы сделали проекцию на экран. Картонка висит на своём месте, над дверью, как и висела, а на экране её фотография, большая, на всю стену, чтобы видели и те, кто смотрит трансляцию из регионов.</w:t>
+      </w:r>
+    </w:p>
+    <w:p>
+      <w:pPr>
+        <w:pStyle w:val="BodyText"/>
+      </w:pPr>
+      <w:r>
+        <w:t xml:space="preserve">ALEKSEY: Хорошо. Только пусть фотография тоже висит немного криво.</w:t>
+      </w:r>
+    </w:p>
+    <w:p>
+      <w:pPr>
+        <w:pStyle w:val="BodyText"/>
+      </w:pPr>
+      <w:r>
+        <w:t xml:space="preserve">ZOYA: Уже криво: Паша выставлял её по уровню Николая Петровича, минус три градуса.</w:t>
+      </w:r>
+    </w:p>
+    <w:p>
+      <w:pPr>
+        <w:pStyle w:val="BodyText"/>
+      </w:pPr>
+      <w:r>
+        <w:t xml:space="preserve">DIMA: Это наш десятый март, Алексей Николаевич. Вы понимаете? Уже десятый.</w:t>
+      </w:r>
+    </w:p>
+    <w:p>
+      <w:pPr>
+        <w:pStyle w:val="BodyText"/>
+      </w:pPr>
+      <w:r>
+        <w:t xml:space="preserve">ALEKSEY: Понимаю. Первый март был у Ирины на кухне: нас было трое и одна салфетка.</w:t>
       </w:r>
     </w:p>
     <w:bookmarkEnd w:id="21"/>
@@ -1737,87 +1737,87 @@
         <w:pStyle w:val="FirstParagraph"/>
       </w:pPr>
       <w:r>
-        <w:t xml:space="preserve">MARINA: Воронцов. Петербург прибыл. Восемнадцать ноль-ноль. Вовремя. Как всегда.</w:t>
-      </w:r>
-    </w:p>
-    <w:p>
-      <w:pPr>
-        <w:pStyle w:val="BodyText"/>
-      </w:pPr>
-      <w:r>
-        <w:t xml:space="preserve">ALEKSEY: Марина! Вы приехали сами?</w:t>
-      </w:r>
-    </w:p>
-    <w:p>
-      <w:pPr>
-        <w:pStyle w:val="BodyText"/>
-      </w:pPr>
-      <w:r>
-        <w:t xml:space="preserve">MARINA: Сама. Сапсан. Привезла Ирму. Она теперь главный тренер Северо-Запада. Сдала всё. С первой попытки.</w:t>
-      </w:r>
-    </w:p>
-    <w:p>
-      <w:pPr>
-        <w:pStyle w:val="BodyText"/>
-      </w:pPr>
-      <w:r>
-        <w:t xml:space="preserve">KORNILOVA: Ирма сдала с первой. Я до сих пор не простила себе, что не нашла ошибки.</w:t>
-      </w:r>
-    </w:p>
-    <w:p>
-      <w:pPr>
-        <w:pStyle w:val="BodyText"/>
-      </w:pPr>
-      <w:r>
-        <w:t xml:space="preserve">RUSTEM: Ассаляму алейкум. Казань. Хайруллин. Алексей Николаевич, «рәхмәт» — помните? Я обещал приехать на юбилей. Приехал.</w:t>
-      </w:r>
-    </w:p>
-    <w:p>
-      <w:pPr>
-        <w:pStyle w:val="BodyText"/>
-      </w:pPr>
-      <w:r>
-        <w:t xml:space="preserve">ALEKSEY: Рустем Галимзянович. Помню. Рәхмәт — и вам.</w:t>
-      </w:r>
-    </w:p>
-    <w:p>
-      <w:pPr>
-        <w:pStyle w:val="BodyText"/>
-      </w:pPr>
-      <w:r>
-        <w:t xml:space="preserve">ZAVODCHIKOV: Урал. Заводчиков. Без опозданий — сорок два года. Ночная база работает девять месяцев. Сорок шесть минут — среднее.</w:t>
-      </w:r>
-    </w:p>
-    <w:p>
-      <w:pPr>
-        <w:pStyle w:val="BodyText"/>
-      </w:pPr>
-      <w:r>
-        <w:t xml:space="preserve">DOROKHOVA: Сорок шесть минут. Мы считаем каждую ночь. Валя проверяет.</w:t>
-      </w:r>
-    </w:p>
-    <w:p>
-      <w:pPr>
-        <w:pStyle w:val="BodyText"/>
-      </w:pPr>
-      <w:r>
-        <w:t xml:space="preserve">VALYA: Проверяю. Сорок шесть. Не сорок семь. Каждую ночь.</w:t>
-      </w:r>
-    </w:p>
-    <w:p>
-      <w:pPr>
-        <w:pStyle w:val="BodyText"/>
-      </w:pPr>
-      <w:r>
-        <w:t xml:space="preserve">BORIS: Москва. Ланской. Пенсионер. Бывший участник. Бывший член совета. Нынешний — гость с яблоками.</w:t>
-      </w:r>
-    </w:p>
-    <w:p>
-      <w:pPr>
-        <w:pStyle w:val="BodyText"/>
-      </w:pPr>
-      <w:r>
-        <w:t xml:space="preserve">LEV: И я. Бывший юрист пенсионера. Пишу его фразы. Бесплатно теперь.</w:t>
+        <w:t xml:space="preserve">MARINA: Воронцов, Петербург прибыл: восемнадцать ноль-ноль, вовремя, как всегда.</w:t>
+      </w:r>
+    </w:p>
+    <w:p>
+      <w:pPr>
+        <w:pStyle w:val="BodyText"/>
+      </w:pPr>
+      <w:r>
+        <w:t xml:space="preserve">ALEKSEY: Марина! Вы приехали сами, лично?</w:t>
+      </w:r>
+    </w:p>
+    <w:p>
+      <w:pPr>
+        <w:pStyle w:val="BodyText"/>
+      </w:pPr>
+      <w:r>
+        <w:t xml:space="preserve">MARINA: Сама, на «Сапсане», и привезла Ирму. Она теперь главный тренер Северо-Запада и сдала всё с первой попытки.</w:t>
+      </w:r>
+    </w:p>
+    <w:p>
+      <w:pPr>
+        <w:pStyle w:val="BodyText"/>
+      </w:pPr>
+      <w:r>
+        <w:t xml:space="preserve">KORNILOVA: Ирма сдала с первой попытки, и я до сих пор не могу простить себе, что не нашла у неё ошибки.</w:t>
+      </w:r>
+    </w:p>
+    <w:p>
+      <w:pPr>
+        <w:pStyle w:val="BodyText"/>
+      </w:pPr>
+      <w:r>
+        <w:t xml:space="preserve">RUSTEM: Ассаляму алейкум, Казань, Хайруллин. Алексей Николаевич, «рәхмәт» — помните? Я обещал приехать на юбилей, и вот приехал.</w:t>
+      </w:r>
+    </w:p>
+    <w:p>
+      <w:pPr>
+        <w:pStyle w:val="BodyText"/>
+      </w:pPr>
+      <w:r>
+        <w:t xml:space="preserve">ALEKSEY: Рустем Галимзянович, конечно, помню. Рәхмәт и вам, от всей души.</w:t>
+      </w:r>
+    </w:p>
+    <w:p>
+      <w:pPr>
+        <w:pStyle w:val="BodyText"/>
+      </w:pPr>
+      <w:r>
+        <w:t xml:space="preserve">ZAVODCHIKOV: Урал, Заводчиков, сорок два года без опозданий. Ночная база работает девять месяцев, и среднее время — сорок шесть минут.</w:t>
+      </w:r>
+    </w:p>
+    <w:p>
+      <w:pPr>
+        <w:pStyle w:val="BodyText"/>
+      </w:pPr>
+      <w:r>
+        <w:t xml:space="preserve">DOROKHOVA: Сорок шесть минут. Мы считаем каждую ночь, а Валя проверяет.</w:t>
+      </w:r>
+    </w:p>
+    <w:p>
+      <w:pPr>
+        <w:pStyle w:val="BodyText"/>
+      </w:pPr>
+      <w:r>
+        <w:t xml:space="preserve">VALYA: Проверяю: сорок шесть, а не сорок семь. И так каждую ночь.</w:t>
+      </w:r>
+    </w:p>
+    <w:p>
+      <w:pPr>
+        <w:pStyle w:val="BodyText"/>
+      </w:pPr>
+      <w:r>
+        <w:t xml:space="preserve">BORIS: Москва, Ланской: пенсионер, бывший участник, бывший член совета, а нынче просто гость с яблоками.</w:t>
+      </w:r>
+    </w:p>
+    <w:p>
+      <w:pPr>
+        <w:pStyle w:val="BodyText"/>
+      </w:pPr>
+      <w:r>
+        <w:t xml:space="preserve">LEV: И я, бывший юрист пенсионера. Пишу его фразы, только теперь бесплатно.</w:t>
       </w:r>
     </w:p>
     <w:p>
@@ -1833,183 +1833,183 @@
         <w:pStyle w:val="BodyText"/>
       </w:pPr>
       <w:r>
-        <w:t xml:space="preserve">LEV: …счёт. Знаю. Я выставлю его Борису. В бане.</w:t>
-      </w:r>
-    </w:p>
-    <w:p>
-      <w:pPr>
-        <w:pStyle w:val="BodyText"/>
-      </w:pPr>
-      <w:r>
-        <w:t xml:space="preserve">ALEKSEY: Борис Игоревич! С яблоками?</w:t>
-      </w:r>
-    </w:p>
-    <w:p>
-      <w:pPr>
-        <w:pStyle w:val="BodyText"/>
-      </w:pPr>
-      <w:r>
-        <w:t xml:space="preserve">BORIS: Антоновка. Последний ящик с дачи. Зимняя. Продержалась до марта. Как я.</w:t>
-      </w:r>
-    </w:p>
-    <w:p>
-      <w:pPr>
-        <w:pStyle w:val="BodyText"/>
-      </w:pPr>
-      <w:r>
-        <w:t xml:space="preserve">NIKOLAY: Лёша. Мы приехали. Мама, Митя. Митя вёл машину. Мы спали.</w:t>
-      </w:r>
-    </w:p>
-    <w:p>
-      <w:pPr>
-        <w:pStyle w:val="BodyText"/>
-      </w:pPr>
-      <w:r>
-        <w:t xml:space="preserve">MITYA: Я довёз. Без слов. Как всегда.</w:t>
-      </w:r>
-    </w:p>
-    <w:p>
-      <w:pPr>
-        <w:pStyle w:val="BodyText"/>
-      </w:pPr>
-      <w:r>
-        <w:t xml:space="preserve">TATYANA: Лёшенька, ты похудел опять. Я привезла пироги. С капустой. Бабушкиным рецептом.</w:t>
-      </w:r>
-    </w:p>
-    <w:p>
-      <w:pPr>
-        <w:pStyle w:val="BodyText"/>
-      </w:pPr>
-      <w:r>
-        <w:t xml:space="preserve">ALEKSEY: Мам, тут кейтеринг. Двенадцать страниц договора.</w:t>
-      </w:r>
-    </w:p>
-    <w:p>
-      <w:pPr>
-        <w:pStyle w:val="BodyText"/>
-      </w:pPr>
-      <w:r>
-        <w:t xml:space="preserve">TATYANA: Кейтеринг — для гостей. Пироги — для сына. Это не по договору. Это мама.</w:t>
-      </w:r>
-    </w:p>
-    <w:p>
-      <w:pPr>
-        <w:pStyle w:val="BodyText"/>
-      </w:pPr>
-      <w:r>
-        <w:t xml:space="preserve">DOYUN: Алексей! Вонджу прибыл. Президент. И генеральный директор. Чон Сохи. С первого января.</w:t>
-      </w:r>
-    </w:p>
-    <w:p>
-      <w:pPr>
-        <w:pStyle w:val="BodyText"/>
-      </w:pPr>
-      <w:r>
-        <w:t xml:space="preserve">SOHEE: Воронцов-сси. Я директор. Два месяца. Страшно. Каждый день. Президент говорит: «Это нормально. Мне тридцать лет было страшно».</w:t>
-      </w:r>
-    </w:p>
-    <w:p>
-      <w:pPr>
-        <w:pStyle w:val="BodyText"/>
-      </w:pPr>
-      <w:r>
-        <w:t xml:space="preserve">YUN: Добрый вечер, Воронцов. Я теперь — председатель совета. Ничего не решаю. Только спрашиваю. Как учитель математики.</w:t>
-      </w:r>
-    </w:p>
-    <w:p>
-      <w:pPr>
-        <w:pStyle w:val="BodyText"/>
-      </w:pPr>
-      <w:r>
-        <w:t xml:space="preserve">ALEKSEY: Господин Юн. Вы приехали. На юбилей.</w:t>
-      </w:r>
-    </w:p>
-    <w:p>
-      <w:pPr>
-        <w:pStyle w:val="BodyText"/>
-      </w:pPr>
-      <w:r>
-        <w:t xml:space="preserve">YUN: Я обещал приехать к яблокам. Приехал прошлой осенью. В Сосновку. К Вере Павловне. Митя показал гвоздь.</w:t>
-      </w:r>
-    </w:p>
-    <w:p>
-      <w:pPr>
-        <w:pStyle w:val="BodyText"/>
-      </w:pPr>
-      <w:r>
-        <w:t xml:space="preserve">MITYA: Показал. Он стоял долго. Потом сказал по-русски: «Спасибо». Я прочитал по губам.</w:t>
-      </w:r>
-    </w:p>
-    <w:p>
-      <w:pPr>
-        <w:pStyle w:val="BodyText"/>
-      </w:pPr>
-      <w:r>
-        <w:t xml:space="preserve">YUN: Теперь приехал к вам. Без яблок — яблоки, вижу, привёз Ланской, он всегда успевает первым. Я привёз давление. Сто двадцать шесть на восемьдесят, сегодня утром, в гостинице. Тонометр Веры Павловны со мной, в чемодане. Без него я теперь не летаю. Сохи смеётся.</w:t>
-      </w:r>
-    </w:p>
-    <w:p>
-      <w:pPr>
-        <w:pStyle w:val="BodyText"/>
-      </w:pPr>
-      <w:r>
-        <w:t xml:space="preserve">BORIS: Хён! Вы здесь! Сто двадцать шесть — это хорошо. У меня сто сорок. Я проиграл.</w:t>
-      </w:r>
-    </w:p>
-    <w:p>
-      <w:pPr>
-        <w:pStyle w:val="BodyText"/>
-      </w:pPr>
-      <w:r>
-        <w:t xml:space="preserve">YUN: Тогда вы приезжаете ко мне в гости. Это правило.</w:t>
-      </w:r>
-    </w:p>
-    <w:p>
-      <w:pPr>
-        <w:pStyle w:val="BodyText"/>
-      </w:pPr>
-      <w:r>
-        <w:t xml:space="preserve">BORIS: Приеду. Летом. С Наташей. Она хочет увидеть, кто купил долю её брата.</w:t>
-      </w:r>
-    </w:p>
-    <w:p>
-      <w:pPr>
-        <w:pStyle w:val="BodyText"/>
-      </w:pPr>
-      <w:r>
-        <w:t xml:space="preserve">KIRILL: Алексей Николаевич, ещё один гость. Без приглашения. Курьер. Цветы. Карточка.</w:t>
-      </w:r>
-    </w:p>
-    <w:p>
-      <w:pPr>
-        <w:pStyle w:val="BodyText"/>
-      </w:pPr>
-      <w:r>
-        <w:t xml:space="preserve">ALEKSEY: От кого?</w:t>
-      </w:r>
-    </w:p>
-    <w:p>
-      <w:pPr>
-        <w:pStyle w:val="BodyText"/>
-      </w:pPr>
-      <w:r>
-        <w:t xml:space="preserve">KIRILL: Подписано одним словом. «Волков». И ниже: «Пока».</w:t>
-      </w:r>
-    </w:p>
-    <w:p>
-      <w:pPr>
-        <w:pStyle w:val="BodyText"/>
-      </w:pPr>
-      <w:r>
-        <w:t xml:space="preserve">OLGA: «Пока». Он помнит. Через полтора года.</w:t>
-      </w:r>
-    </w:p>
-    <w:p>
-      <w:pPr>
-        <w:pStyle w:val="BodyText"/>
-      </w:pPr>
-      <w:r>
-        <w:t xml:space="preserve">ALEKSEY: Поставь цветы под картонкой, Кирилл. Рядом с письмом. Он заслужил.</w:t>
+        <w:t xml:space="preserve">LEV: …счёт, знаю. Я выставлю его Борису, в бане.</w:t>
+      </w:r>
+    </w:p>
+    <w:p>
+      <w:pPr>
+        <w:pStyle w:val="BodyText"/>
+      </w:pPr>
+      <w:r>
+        <w:t xml:space="preserve">ALEKSEY: Борис Игоревич! Вы правда с яблоками?</w:t>
+      </w:r>
+    </w:p>
+    <w:p>
+      <w:pPr>
+        <w:pStyle w:val="BodyText"/>
+      </w:pPr>
+      <w:r>
+        <w:t xml:space="preserve">BORIS: Антоновка, последний ящик с дачи, зимняя. Продержалась до марта, совсем как я.</w:t>
+      </w:r>
+    </w:p>
+    <w:p>
+      <w:pPr>
+        <w:pStyle w:val="BodyText"/>
+      </w:pPr>
+      <w:r>
+        <w:t xml:space="preserve">NIKOLAY: Лёша, мы приехали: мама и Митя. Митя вёл машину, а мы спали.</w:t>
+      </w:r>
+    </w:p>
+    <w:p>
+      <w:pPr>
+        <w:pStyle w:val="BodyText"/>
+      </w:pPr>
+      <w:r>
+        <w:t xml:space="preserve">MITYA: Я довёз, без слов, как всегда.</w:t>
+      </w:r>
+    </w:p>
+    <w:p>
+      <w:pPr>
+        <w:pStyle w:val="BodyText"/>
+      </w:pPr>
+      <w:r>
+        <w:t xml:space="preserve">TATYANA: Лёшенька, ты опять похудел. Я привезла пироги с капустой, по бабушкиному рецепту.</w:t>
+      </w:r>
+    </w:p>
+    <w:p>
+      <w:pPr>
+        <w:pStyle w:val="BodyText"/>
+      </w:pPr>
+      <w:r>
+        <w:t xml:space="preserve">ALEKSEY: Мам, здесь же кейтеринг, у нас договор на двенадцать страниц.</w:t>
+      </w:r>
+    </w:p>
+    <w:p>
+      <w:pPr>
+        <w:pStyle w:val="BodyText"/>
+      </w:pPr>
+      <w:r>
+        <w:t xml:space="preserve">TATYANA: Кейтеринг — для гостей, а пироги — для сына. Это не по договору. Это мама.</w:t>
+      </w:r>
+    </w:p>
+    <w:p>
+      <w:pPr>
+        <w:pStyle w:val="BodyText"/>
+      </w:pPr>
+      <w:r>
+        <w:t xml:space="preserve">DOYUN: Алексей! Вонджу прибыл: президент и генеральный директор Чон Сохи, с первого января.</w:t>
+      </w:r>
+    </w:p>
+    <w:p>
+      <w:pPr>
+        <w:pStyle w:val="BodyText"/>
+      </w:pPr>
+      <w:r>
+        <w:t xml:space="preserve">SOHEE: Воронцов-сси, я директор уже два месяца, и мне страшно каждый день. Президент говорит: «Это нормально. Мне тридцать лет было страшно».</w:t>
+      </w:r>
+    </w:p>
+    <w:p>
+      <w:pPr>
+        <w:pStyle w:val="BodyText"/>
+      </w:pPr>
+      <w:r>
+        <w:t xml:space="preserve">YUN: Добрый вечер, Воронцов. Теперь я председатель совета: ничего не решаю, только спрашиваю, как учитель математики.</w:t>
+      </w:r>
+    </w:p>
+    <w:p>
+      <w:pPr>
+        <w:pStyle w:val="BodyText"/>
+      </w:pPr>
+      <w:r>
+        <w:t xml:space="preserve">ALEKSEY: Господин Юн, вы приехали к нам на юбилей. Я очень рад.</w:t>
+      </w:r>
+    </w:p>
+    <w:p>
+      <w:pPr>
+        <w:pStyle w:val="BodyText"/>
+      </w:pPr>
+      <w:r>
+        <w:t xml:space="preserve">YUN: Я обещал приехать к яблокам и приехал прошлой осенью в Сосновку, к Вере Павловне. Митя показал мне гвоздь.</w:t>
+      </w:r>
+    </w:p>
+    <w:p>
+      <w:pPr>
+        <w:pStyle w:val="BodyText"/>
+      </w:pPr>
+      <w:r>
+        <w:t xml:space="preserve">MITYA: Показал. Он долго стоял, а потом сказал по-русски: «Спасибо». Я прочитал это по губам.</w:t>
+      </w:r>
+    </w:p>
+    <w:p>
+      <w:pPr>
+        <w:pStyle w:val="BodyText"/>
+      </w:pPr>
+      <w:r>
+        <w:t xml:space="preserve">YUN: А теперь приехал к вам, без яблок: яблоки, я вижу, привёз Ланской, он всегда успевает первым. Я привёз давление: сто двадцать шесть на восемьдесят, сегодня утром, в гостинице. Тонометр Веры Павловны со мной, в чемодане, без него я теперь не летаю. Сохи надо мной смеётся.</w:t>
+      </w:r>
+    </w:p>
+    <w:p>
+      <w:pPr>
+        <w:pStyle w:val="BodyText"/>
+      </w:pPr>
+      <w:r>
+        <w:t xml:space="preserve">BORIS: Хён! Вы здесь! Сто двадцать шесть — это хорошо, а у меня сто сорок. Я проиграл.</w:t>
+      </w:r>
+    </w:p>
+    <w:p>
+      <w:pPr>
+        <w:pStyle w:val="BodyText"/>
+      </w:pPr>
+      <w:r>
+        <w:t xml:space="preserve">YUN: Тогда вы приезжаете ко мне в гости. Это правило, Борис Игоревич.</w:t>
+      </w:r>
+    </w:p>
+    <w:p>
+      <w:pPr>
+        <w:pStyle w:val="BodyText"/>
+      </w:pPr>
+      <w:r>
+        <w:t xml:space="preserve">BORIS: Приеду летом, с Наташей. Она хочет увидеть, кто купил долю её брата.</w:t>
+      </w:r>
+    </w:p>
+    <w:p>
+      <w:pPr>
+        <w:pStyle w:val="BodyText"/>
+      </w:pPr>
+      <w:r>
+        <w:t xml:space="preserve">KIRILL: Алексей Николаевич, у нас ещё один гость, без приглашения: курьер с цветами и карточкой.</w:t>
+      </w:r>
+    </w:p>
+    <w:p>
+      <w:pPr>
+        <w:pStyle w:val="BodyText"/>
+      </w:pPr>
+      <w:r>
+        <w:t xml:space="preserve">ALEKSEY: И от кого же эти цветы?</w:t>
+      </w:r>
+    </w:p>
+    <w:p>
+      <w:pPr>
+        <w:pStyle w:val="BodyText"/>
+      </w:pPr>
+      <w:r>
+        <w:t xml:space="preserve">KIRILL: Подписано одним словом: «Волков». А ниже написано: «Пока».</w:t>
+      </w:r>
+    </w:p>
+    <w:p>
+      <w:pPr>
+        <w:pStyle w:val="BodyText"/>
+      </w:pPr>
+      <w:r>
+        <w:t xml:space="preserve">OLGA: «Пока». Он помнит, и это через полтора года.</w:t>
+      </w:r>
+    </w:p>
+    <w:p>
+      <w:pPr>
+        <w:pStyle w:val="BodyText"/>
+      </w:pPr>
+      <w:r>
+        <w:t xml:space="preserve">ALEKSEY: Поставь цветы под картонкой, Кирилл, рядом с письмом. Он это заслужил.</w:t>
       </w:r>
     </w:p>
     <w:bookmarkEnd w:id="22"/>
@@ -2027,39 +2027,39 @@
         <w:pStyle w:val="FirstParagraph"/>
       </w:pPr>
       <w:r>
-        <w:t xml:space="preserve">IRINA: Цифры. Одна минута. Обещаю. Я знаю, что на юбилеях цифры не любят.</w:t>
-      </w:r>
-    </w:p>
-    <w:p>
-      <w:pPr>
-        <w:pStyle w:val="BodyText"/>
-      </w:pPr>
-      <w:r>
-        <w:t xml:space="preserve">OLGA: Ира, ты всё равно скажешь. Говори.</w:t>
-      </w:r>
-    </w:p>
-    <w:p>
-      <w:pPr>
-        <w:pStyle w:val="BodyText"/>
-      </w:pPr>
-      <w:r>
-        <w:t xml:space="preserve">IRINA: Десять мартов назад — три человека на кухне, ноль рублей, салфетка с ценами карандашом. Сегодня — сто двадцать человек. Двенадцать регионов. Два хаба: Подольск и Екатеринбург. Четырнадцать тысяч шприцев «Ладоги» в месяц. И ни одного серого. Ни разу. Ни одной коробки. За десять лет.</w:t>
-      </w:r>
-    </w:p>
-    <w:p>
-      <w:pPr>
-        <w:pStyle w:val="BodyText"/>
-      </w:pPr>
-      <w:r>
-        <w:t xml:space="preserve">DIMA: Ни разу. Я проверял. Десять лет. Даже когда хотелось.</w:t>
-      </w:r>
-    </w:p>
-    <w:p>
-      <w:pPr>
-        <w:pStyle w:val="BodyText"/>
-      </w:pPr>
-      <w:r>
-        <w:t xml:space="preserve">IRINA: Выручка за прошлый год — два и три десятых миллиарда. Прибыль — меньше, чем могла бы быть. Намного меньше. Потому что ночь стоит денег: линия, выезды, программа, центр. И мы её не продаём. Ни Волкову, ни акционерам, ни себе. Это единственная статья, которую я никогда не сокращала.</w:t>
+        <w:t xml:space="preserve">IRINA: Теперь цифры, одна минута, обещаю. Я знаю, что на юбилеях цифры не любят.</w:t>
+      </w:r>
+    </w:p>
+    <w:p>
+      <w:pPr>
+        <w:pStyle w:val="BodyText"/>
+      </w:pPr>
+      <w:r>
+        <w:t xml:space="preserve">OLGA: Ира, ты всё равно их скажешь, так что говори.</w:t>
+      </w:r>
+    </w:p>
+    <w:p>
+      <w:pPr>
+        <w:pStyle w:val="BodyText"/>
+      </w:pPr>
+      <w:r>
+        <w:t xml:space="preserve">IRINA: Десять мартов назад были три человека на кухне, ноль рублей и салфетка с ценами, написанными карандашом. Сегодня нас сто двадцать человек в двенадцати регионах, у нас два хаба, в Подольске и в Екатеринбурге, и четырнадцать тысяч шприцев «Ладоги» в месяц. И ни одного серого, ни разу, ни одной коробки за десять лет.</w:t>
+      </w:r>
+    </w:p>
+    <w:p>
+      <w:pPr>
+        <w:pStyle w:val="BodyText"/>
+      </w:pPr>
+      <w:r>
+        <w:t xml:space="preserve">DIMA: Ни разу, я проверял все десять лет, даже когда очень хотелось.</w:t>
+      </w:r>
+    </w:p>
+    <w:p>
+      <w:pPr>
+        <w:pStyle w:val="BodyText"/>
+      </w:pPr>
+      <w:r>
+        <w:t xml:space="preserve">IRINA: Выручка за прошлый год — два и три десятых миллиарда. Прибыль — меньше, чем могла бы быть, намного меньше, потому что ночь стоит денег: линия, выезды, программа, центр. И мы её не продаём: ни Волкову, ни акционерам, ни себе. Это единственная статья, которую я никогда не сокращала.</w:t>
       </w:r>
     </w:p>
     <w:p>
@@ -2075,191 +2075,191 @@
         <w:pStyle w:val="BodyText"/>
       </w:pPr>
       <w:r>
-        <w:t xml:space="preserve">ZAVODCHIKOV: На Урале говорят: «Мало, да честно».</w:t>
-      </w:r>
-    </w:p>
-    <w:p>
-      <w:pPr>
-        <w:pStyle w:val="BodyText"/>
-      </w:pPr>
-      <w:r>
-        <w:t xml:space="preserve">ALEKSEY: Валя, ваша цифра. Главная.</w:t>
-      </w:r>
-    </w:p>
-    <w:p>
-      <w:pPr>
-        <w:pStyle w:val="BodyText"/>
-      </w:pPr>
-      <w:r>
-        <w:t xml:space="preserve">VALYA: Десять лет ночной линии. Девять тысяч четыреста двенадцать звонков. Ноль — без ответа. Ни одного.</w:t>
-      </w:r>
-    </w:p>
-    <w:p>
-      <w:pPr>
-        <w:pStyle w:val="BodyText"/>
-      </w:pPr>
-      <w:r>
-        <w:t xml:space="preserve">KORNILOVA: Ни одного. А в мае восьмого года — не доехали. Один раз. Это тоже записано.</w:t>
-      </w:r>
-    </w:p>
-    <w:p>
-      <w:pPr>
-        <w:pStyle w:val="BodyText"/>
-      </w:pPr>
-      <w:r>
-        <w:t xml:space="preserve">VALYA: Записано. Красным. Рядом — Екатеринбург. Ксения. Она теперь звонит нам каждый Новый год. Поздравляет.</w:t>
-      </w:r>
-    </w:p>
-    <w:p>
-      <w:pPr>
-        <w:pStyle w:val="BodyText"/>
-      </w:pPr>
-      <w:r>
-        <w:t xml:space="preserve">DOROKHOVA: И мне. Каждое первое января. В шесть утра. Потому что знает: я не сплю.</w:t>
-      </w:r>
-    </w:p>
-    <w:p>
-      <w:pPr>
-        <w:pStyle w:val="BodyText"/>
-      </w:pPr>
-      <w:r>
-        <w:t xml:space="preserve">ALEKSEY: Пациентка звонит врачу каждый Новый год. Это и есть отзыв. Лучше любого.</w:t>
-      </w:r>
-    </w:p>
-    <w:p>
-      <w:pPr>
-        <w:pStyle w:val="BodyText"/>
-      </w:pPr>
-      <w:r>
-        <w:t xml:space="preserve">OLGA: Можно мою цифру? Не финансовую. Юридическую.</w:t>
-      </w:r>
-    </w:p>
-    <w:p>
-      <w:pPr>
-        <w:pStyle w:val="BodyText"/>
-      </w:pPr>
-      <w:r>
-        <w:t xml:space="preserve">IRINA: Можно. Только коротко. Ты не умеешь коротко.</w:t>
-      </w:r>
-    </w:p>
-    <w:p>
-      <w:pPr>
-        <w:pStyle w:val="BodyText"/>
-      </w:pPr>
-      <w:r>
-        <w:t xml:space="preserve">OLGA: Одна. Ноль судов. Десять лет — ни одного иска против нас. Ни от пациентки, ни от клиники, ни от поставщика. Потому что мы раньше всех говорили правду. Даже когда было неудобно.</w:t>
-      </w:r>
-    </w:p>
-    <w:p>
-      <w:pPr>
-        <w:pStyle w:val="BodyText"/>
-      </w:pPr>
-      <w:r>
-        <w:t xml:space="preserve">DOYUN: Моя цифра. Перевод. Восемьсот тысяч слов между Москвой и Вонджу. Примерно. Я не считал. Сохи посчитала.</w:t>
-      </w:r>
-    </w:p>
-    <w:p>
-      <w:pPr>
-        <w:pStyle w:val="BodyText"/>
-      </w:pPr>
-      <w:r>
-        <w:t xml:space="preserve">SOHEE: Восемьсот двенадцать тысяч. Из них «картонка» — четыреста раз. «Не навреди» — тысяча сто. «Где документ?» — две тысячи.</w:t>
-      </w:r>
-    </w:p>
-    <w:p>
-      <w:pPr>
-        <w:pStyle w:val="BodyText"/>
-      </w:pPr>
-      <w:r>
-        <w:t xml:space="preserve">IRINA: Две тысячи? Неправда.</w:t>
-      </w:r>
-    </w:p>
-    <w:p>
-      <w:pPr>
-        <w:pStyle w:val="BodyText"/>
-      </w:pPr>
-      <w:r>
-        <w:t xml:space="preserve">SOHEE: Правда. Записано. Если не записано — не было.</w:t>
-      </w:r>
-    </w:p>
-    <w:p>
-      <w:pPr>
-        <w:pStyle w:val="BodyText"/>
-      </w:pPr>
-      <w:r>
-        <w:t xml:space="preserve">KIRILL: Моя цифра — один. Экзамен с третьей попытки. И один дядя, от которого я отказался.</w:t>
-      </w:r>
-    </w:p>
-    <w:p>
-      <w:pPr>
-        <w:pStyle w:val="BodyText"/>
-      </w:pPr>
-      <w:r>
-        <w:t xml:space="preserve">BORIS: Он отказался от меня — и стал лучше. Обидно. Но точно.</w:t>
-      </w:r>
-    </w:p>
-    <w:p>
-      <w:pPr>
-        <w:pStyle w:val="BodyText"/>
-      </w:pPr>
-      <w:r>
-        <w:t xml:space="preserve">KIRILL: Ты тоже стал лучше, дядя. Без меня в бане.</w:t>
-      </w:r>
-    </w:p>
-    <w:p>
-      <w:pPr>
-        <w:pStyle w:val="BodyText"/>
-      </w:pPr>
-      <w:r>
-        <w:t xml:space="preserve">MARINA: Можно и мне? Партнёрская цифра, петербургская, без лишних слов. Восемьдесят клиник на Северо-Западе — и ни одной без журнала температуры. Ни одной. Я проверяю лично, раз в квартал, без предупреждения. Это не ваша цифра, Алексей Николаевич. И не моя. Это наша. Общая. Как граница, которую мы держим вместе.</w:t>
-      </w:r>
-    </w:p>
-    <w:p>
-      <w:pPr>
-        <w:pStyle w:val="BodyText"/>
-      </w:pPr>
-      <w:r>
-        <w:t xml:space="preserve">ZAVODCHIKOV: И уральская. Сорок шесть минут. Год назад — три часа сорок. Это не хаб сделал. Это окно.</w:t>
-      </w:r>
-    </w:p>
-    <w:p>
-      <w:pPr>
-        <w:pStyle w:val="BodyText"/>
-      </w:pPr>
-      <w:r>
-        <w:t xml:space="preserve">NIKOLAY: А у меня цифра простая. Сто двадцать последних понедельников. Синий журнал. Шесть книг. Ни одной пропущенной.</w:t>
-      </w:r>
-    </w:p>
-    <w:p>
-      <w:pPr>
-        <w:pStyle w:val="BodyText"/>
-      </w:pPr>
-      <w:r>
-        <w:t xml:space="preserve">TATYANA: Сто двадцать понедельников. Он ни разу не опоздал на электричку. Даже когда болел.</w:t>
-      </w:r>
-    </w:p>
-    <w:p>
-      <w:pPr>
-        <w:pStyle w:val="BodyText"/>
-      </w:pPr>
-      <w:r>
-        <w:t xml:space="preserve">MITYA: И моя. Без слов. Крыльцо. Десять осеней. Не сломалось.</w:t>
-      </w:r>
-    </w:p>
-    <w:p>
-      <w:pPr>
-        <w:pStyle w:val="BodyText"/>
-      </w:pPr>
-      <w:r>
-        <w:t xml:space="preserve">ALEKSEY: Не сломалось. Митя, это лучшая цифра вечера.</w:t>
-      </w:r>
-    </w:p>
-    <w:p>
-      <w:pPr>
-        <w:pStyle w:val="BodyText"/>
-      </w:pPr>
-      <w:r>
-        <w:t xml:space="preserve">YUN: Моя цифра — последняя. Тридцать два года я хранил бумагу Танаки — в пиджаке, во внутреннем кармане, у сердца. В прошлом месяце отдал её Сохи. Вместе с тонометром на один день — чтобы она измерила давление первая, как директор. Теперь я ничего не храню. Только спрашиваю. Это легче.</w:t>
+        <w:t xml:space="preserve">ZAVODCHIKOV: А на Урале говорят: «Мало, да честно».</w:t>
+      </w:r>
+    </w:p>
+    <w:p>
+      <w:pPr>
+        <w:pStyle w:val="BodyText"/>
+      </w:pPr>
+      <w:r>
+        <w:t xml:space="preserve">ALEKSEY: Валя, теперь ваша цифра, самая главная.</w:t>
+      </w:r>
+    </w:p>
+    <w:p>
+      <w:pPr>
+        <w:pStyle w:val="BodyText"/>
+      </w:pPr>
+      <w:r>
+        <w:t xml:space="preserve">VALYA: Десять лет ночной линии, девять тысяч четыреста двенадцать звонков, и без ответа — ноль. Ни одного.</w:t>
+      </w:r>
+    </w:p>
+    <w:p>
+      <w:pPr>
+        <w:pStyle w:val="BodyText"/>
+      </w:pPr>
+      <w:r>
+        <w:t xml:space="preserve">KORNILOVA: Ни одного. Но в мае восьмого года мы не доехали, один раз, и это тоже записано.</w:t>
+      </w:r>
+    </w:p>
+    <w:p>
+      <w:pPr>
+        <w:pStyle w:val="BodyText"/>
+      </w:pPr>
+      <w:r>
+        <w:t xml:space="preserve">VALYA: Записано красным, а рядом Екатеринбург и Ксения. Она теперь звонит нам каждый Новый год, чтобы поздравить.</w:t>
+      </w:r>
+    </w:p>
+    <w:p>
+      <w:pPr>
+        <w:pStyle w:val="BodyText"/>
+      </w:pPr>
+      <w:r>
+        <w:t xml:space="preserve">DOROKHOVA: И мне тоже, каждое первое января в шесть утра, потому что знает, что я не сплю.</w:t>
+      </w:r>
+    </w:p>
+    <w:p>
+      <w:pPr>
+        <w:pStyle w:val="BodyText"/>
+      </w:pPr>
+      <w:r>
+        <w:t xml:space="preserve">ALEKSEY: Пациентка каждый Новый год звонит врачу. Это и есть отзыв, лучше любого другого.</w:t>
+      </w:r>
+    </w:p>
+    <w:p>
+      <w:pPr>
+        <w:pStyle w:val="BodyText"/>
+      </w:pPr>
+      <w:r>
+        <w:t xml:space="preserve">OLGA: А можно мою цифру? Не финансовую, а юридическую.</w:t>
+      </w:r>
+    </w:p>
+    <w:p>
+      <w:pPr>
+        <w:pStyle w:val="BodyText"/>
+      </w:pPr>
+      <w:r>
+        <w:t xml:space="preserve">IRINA: Можно, только коротко. Ты ведь не умеешь коротко, Оля.</w:t>
+      </w:r>
+    </w:p>
+    <w:p>
+      <w:pPr>
+        <w:pStyle w:val="BodyText"/>
+      </w:pPr>
+      <w:r>
+        <w:t xml:space="preserve">OLGA: Одна цифра: ноль судов. За десять лет ни одного иска против нас: ни от пациентки, ни от клиники, ни от поставщика. Потому что мы раньше всех говорили правду, даже когда было неудобно. И это, поверьте, дешевле любого юриста, включая меня.</w:t>
+      </w:r>
+    </w:p>
+    <w:p>
+      <w:pPr>
+        <w:pStyle w:val="BodyText"/>
+      </w:pPr>
+      <w:r>
+        <w:t xml:space="preserve">DOYUN: Моя цифра — перевод: примерно восемьсот тысяч слов между Москвой и Вонджу. Я сам не считал, это Сохи посчитала.</w:t>
+      </w:r>
+    </w:p>
+    <w:p>
+      <w:pPr>
+        <w:pStyle w:val="BodyText"/>
+      </w:pPr>
+      <w:r>
+        <w:t xml:space="preserve">SOHEE: Восемьсот двенадцать тысяч. Из них «картонка» — четыреста раз, «Не навреди» — тысяча сто, а «Где документ?» — две тысячи.</w:t>
+      </w:r>
+    </w:p>
+    <w:p>
+      <w:pPr>
+        <w:pStyle w:val="BodyText"/>
+      </w:pPr>
+      <w:r>
+        <w:t xml:space="preserve">IRINA: Две тысячи раз? Не может быть, это неправда.</w:t>
+      </w:r>
+    </w:p>
+    <w:p>
+      <w:pPr>
+        <w:pStyle w:val="BodyText"/>
+      </w:pPr>
+      <w:r>
+        <w:t xml:space="preserve">SOHEE: Правда, это записано. Если не записано — не было.</w:t>
+      </w:r>
+    </w:p>
+    <w:p>
+      <w:pPr>
+        <w:pStyle w:val="BodyText"/>
+      </w:pPr>
+      <w:r>
+        <w:t xml:space="preserve">KIRILL: Моя цифра — один: экзамен с третьей попытки. И ещё один дядя, от которого я отказался.</w:t>
+      </w:r>
+    </w:p>
+    <w:p>
+      <w:pPr>
+        <w:pStyle w:val="BodyText"/>
+      </w:pPr>
+      <w:r>
+        <w:t xml:space="preserve">BORIS: Он отказался от меня и стал лучше. Обидно, но точно.</w:t>
+      </w:r>
+    </w:p>
+    <w:p>
+      <w:pPr>
+        <w:pStyle w:val="BodyText"/>
+      </w:pPr>
+      <w:r>
+        <w:t xml:space="preserve">KIRILL: Ты тоже стал лучше, дядя, даже без меня в бане.</w:t>
+      </w:r>
+    </w:p>
+    <w:p>
+      <w:pPr>
+        <w:pStyle w:val="BodyText"/>
+      </w:pPr>
+      <w:r>
+        <w:t xml:space="preserve">MARINA: Можно и мне? Партнёрская цифра, петербургская, без лишних слов: восемьдесят клиник на Северо-Западе, и ни одной без журнала температуры. Ни одной, я проверяю лично раз в квартал, без предупреждения. Это не ваша цифра, Алексей Николаевич, и не моя. Это наша, общая, как граница, которую мы держим вместе.</w:t>
+      </w:r>
+    </w:p>
+    <w:p>
+      <w:pPr>
+        <w:pStyle w:val="BodyText"/>
+      </w:pPr>
+      <w:r>
+        <w:t xml:space="preserve">ZAVODCHIKOV: И уральская цифра: сорок шесть минут, а год назад было три часа сорок. Это сделал не хаб, это сделало окно.</w:t>
+      </w:r>
+    </w:p>
+    <w:p>
+      <w:pPr>
+        <w:pStyle w:val="BodyText"/>
+      </w:pPr>
+      <w:r>
+        <w:t xml:space="preserve">NIKOLAY: А у меня цифра простая: сто двадцать последних понедельников, синий журнал, шесть книг, и ни одного пропуска.</w:t>
+      </w:r>
+    </w:p>
+    <w:p>
+      <w:pPr>
+        <w:pStyle w:val="BodyText"/>
+      </w:pPr>
+      <w:r>
+        <w:t xml:space="preserve">TATYANA: Сто двадцать понедельников, и он ни разу не опоздал на электричку, даже когда болел.</w:t>
+      </w:r>
+    </w:p>
+    <w:p>
+      <w:pPr>
+        <w:pStyle w:val="BodyText"/>
+      </w:pPr>
+      <w:r>
+        <w:t xml:space="preserve">MITYA: И моя цифра, без слов: крыльцо, десять осеней, и оно не сломалось.</w:t>
+      </w:r>
+    </w:p>
+    <w:p>
+      <w:pPr>
+        <w:pStyle w:val="BodyText"/>
+      </w:pPr>
+      <w:r>
+        <w:t xml:space="preserve">ALEKSEY: Не сломалось. Митя, это лучшая цифра сегодняшнего вечера.</w:t>
+      </w:r>
+    </w:p>
+    <w:p>
+      <w:pPr>
+        <w:pStyle w:val="BodyText"/>
+      </w:pPr>
+      <w:r>
+        <w:t xml:space="preserve">YUN: Моя цифра будет последней. Тридцать два года я хранил бумагу Танаки в пиджаке, во внутреннем кармане, у сердца. В прошлом месяце я отдал её Сохи, вместе с тонометром на один день, чтобы она первой измерила давление, как директор. Теперь я ничего не храню, только спрашиваю. Так легче.</w:t>
       </w:r>
     </w:p>
     <w:bookmarkEnd w:id="23"/>
@@ -2277,167 +2277,167 @@
         <w:pStyle w:val="FirstParagraph"/>
       </w:pPr>
       <w:r>
-        <w:t xml:space="preserve">BORIS: Тост. Мне можно первым. Я — пенсионер. Пенсионеры говорят первыми, потому что могут не успеть.</w:t>
-      </w:r>
-    </w:p>
-    <w:p>
-      <w:pPr>
-        <w:pStyle w:val="BodyText"/>
-      </w:pPr>
-      <w:r>
-        <w:t xml:space="preserve">LEV: Борис, это мрачно.</w:t>
-      </w:r>
-    </w:p>
-    <w:p>
-      <w:pPr>
-        <w:pStyle w:val="BodyText"/>
-      </w:pPr>
-      <w:r>
-        <w:t xml:space="preserve">BORIS: Это честно, Лев. За что пью? За «нет». Десять лет назад этот парень сказал «нет» Гусеву, «Хельвемеду», двадцати врачам в Сочи. Потом — Стасу. Потом — Глебу. Потом — Волкову. Я за свою жизнь сказал «нет» три раза. Он — десять. За «нет», которое строит.</w:t>
-      </w:r>
-    </w:p>
-    <w:p>
-      <w:pPr>
-        <w:pStyle w:val="BodyText"/>
-      </w:pPr>
-      <w:r>
-        <w:t xml:space="preserve">OLGA: За «нет», которое строит. Записываю.</w:t>
-      </w:r>
-    </w:p>
-    <w:p>
-      <w:pPr>
-        <w:pStyle w:val="BodyText"/>
-      </w:pPr>
-      <w:r>
-        <w:t xml:space="preserve">ALEKSEY: Борис Игоревич, «нет» Волкову сказали четверо. Не я один.</w:t>
-      </w:r>
-    </w:p>
-    <w:p>
-      <w:pPr>
-        <w:pStyle w:val="BodyText"/>
-      </w:pPr>
-      <w:r>
-        <w:t xml:space="preserve">BORIS: Четверо. Но первым — ты. Первое «нет» всегда самое дорогое.</w:t>
-      </w:r>
-    </w:p>
-    <w:p>
-      <w:pPr>
-        <w:pStyle w:val="BodyText"/>
-      </w:pPr>
-      <w:r>
-        <w:t xml:space="preserve">YUN: Мой тост. По-русски. Я учил. Десять лет назад я сказал Доюну: «Посмотри, как он держит салфетку». Сегодня я говорю: посмотрите, как он держит слово. Не мнёт. Значит — не врёт. За слово.</w:t>
-      </w:r>
-    </w:p>
-    <w:p>
-      <w:pPr>
-        <w:pStyle w:val="BodyText"/>
-      </w:pPr>
-      <w:r>
-        <w:t xml:space="preserve">DOYUN: Президент, вы сказали без ошибок. Ни одной.</w:t>
-      </w:r>
-    </w:p>
-    <w:p>
-      <w:pPr>
-        <w:pStyle w:val="BodyText"/>
-      </w:pPr>
-      <w:r>
-        <w:t xml:space="preserve">YUN: Я десять лет слушал, как ты переводишь. Научился. Немного.</w:t>
-      </w:r>
-    </w:p>
-    <w:p>
-      <w:pPr>
-        <w:pStyle w:val="BodyText"/>
-      </w:pPr>
-      <w:r>
-        <w:t xml:space="preserve">SOHEE: Мой тост — как директора. Первый в жизни. Короткий, по-русски, плохо. Сегодня утром я подписала продление «Ладоги». Пять лет. С отдельной линией в Вонджу, с таймером, с журналом на двух языках. И с правом Риты остановить партию. Без этого права я бы не подписала.</w:t>
-      </w:r>
-    </w:p>
-    <w:p>
-      <w:pPr>
-        <w:pStyle w:val="BodyText"/>
-      </w:pPr>
-      <w:r>
-        <w:t xml:space="preserve">RITA: С правом стопа. Пять лет. Это лучший подарок на юбилей. Лучше пирогов.</w:t>
-      </w:r>
-    </w:p>
-    <w:p>
-      <w:pPr>
-        <w:pStyle w:val="BodyText"/>
-      </w:pPr>
-      <w:r>
-        <w:t xml:space="preserve">TATYANA: Лучше пирогов — не бывает. Но я прощаю. Это работа.</w:t>
-      </w:r>
-    </w:p>
-    <w:p>
-      <w:pPr>
-        <w:pStyle w:val="BodyText"/>
-      </w:pPr>
-      <w:r>
-        <w:t xml:space="preserve">KORNILOVA: Тридцать три года практики. Десять — с вами. За врачей, которые не торопятся.</w:t>
-      </w:r>
-    </w:p>
-    <w:p>
-      <w:pPr>
-        <w:pStyle w:val="BodyText"/>
-      </w:pPr>
-      <w:r>
-        <w:t xml:space="preserve">VALYA: Мой — ночной. За тех, кто звонит в три часа ночи и боится. И за тех, кто берёт трубку и не боится вслух. Нас теперь тридцать два. По всей стране, в пяти часовых поясах. И ни одного пропущенного звонка. Ни одного за десять лет. Я проверяю каждое утро.</w:t>
-      </w:r>
-    </w:p>
-    <w:p>
-      <w:pPr>
-        <w:pStyle w:val="BodyText"/>
-      </w:pPr>
-      <w:r>
-        <w:t xml:space="preserve">IRINA: А мой — про дверь. Полтора года назад я хотела выйти через дверь, и я вышла — честно, с деньгами, с мамой в Кисловодск. И вошла обратно, через ту же дверь, как сотрудник. Оказалось, так можно. За двери, которые открываются в обе стороны. И за тех, кто их не запирает.</w:t>
-      </w:r>
-    </w:p>
-    <w:p>
-      <w:pPr>
-        <w:pStyle w:val="BodyText"/>
-      </w:pPr>
-      <w:r>
-        <w:t xml:space="preserve">OLGA: Мой — юридический. Последний. За пункт восемь. Картонку никто не снимает. Даже на юбилей. Даже ради фотографии.</w:t>
-      </w:r>
-    </w:p>
-    <w:p>
-      <w:pPr>
-        <w:pStyle w:val="BodyText"/>
-      </w:pPr>
-      <w:r>
-        <w:t xml:space="preserve">DIMA: Мой — продажный. Можно? За то, чтобы никогда не продавать то, что не дал бы маме. Мама здесь, кстати, из Ярославля приехала, на электричке и поезде. Вон, в третьем ряду, в синем платке. Она тридцать лет медсестра. Она сказала мне эту фразу двенадцать лет назад. Я её до сих пор выполняю.</w:t>
-      </w:r>
-    </w:p>
-    <w:p>
-      <w:pPr>
-        <w:pStyle w:val="BodyText"/>
-      </w:pPr>
-      <w:r>
-        <w:t xml:space="preserve">NIKOLAY: За маму Дмитрия. Медсёстры держат больше, чем директора.</w:t>
-      </w:r>
-    </w:p>
-    <w:p>
-      <w:pPr>
-        <w:pStyle w:val="BodyText"/>
-      </w:pPr>
-      <w:r>
-        <w:t xml:space="preserve">ALEKSEY: А мой — последний. Короткий. Его скажу завтра. На собрании. Целиком.</w:t>
-      </w:r>
-    </w:p>
-    <w:p>
-      <w:pPr>
-        <w:pStyle w:val="BodyText"/>
-      </w:pPr>
-      <w:r>
-        <w:t xml:space="preserve">BORIS: Завтра? Почему не сегодня? Мы все здесь.</w:t>
-      </w:r>
-    </w:p>
-    <w:p>
-      <w:pPr>
-        <w:pStyle w:val="BodyText"/>
-      </w:pPr>
-      <w:r>
-        <w:t xml:space="preserve">ALEKSEY: Сегодня — праздник. Завтра — работа. Сначала сделай. Потом говори.</w:t>
+        <w:t xml:space="preserve">BORIS: Тост. Мне можно первым, я пенсионер, а пенсионеры говорят первыми, потому что могут не успеть.</w:t>
+      </w:r>
+    </w:p>
+    <w:p>
+      <w:pPr>
+        <w:pStyle w:val="BodyText"/>
+      </w:pPr>
+      <w:r>
+        <w:t xml:space="preserve">LEV: Борис, это как-то уж очень мрачно.</w:t>
+      </w:r>
+    </w:p>
+    <w:p>
+      <w:pPr>
+        <w:pStyle w:val="BodyText"/>
+      </w:pPr>
+      <w:r>
+        <w:t xml:space="preserve">BORIS: Это честно, Лев. За что я пью? За «нет». Десять лет назад этот парень сказал «нет» Гусеву, «Хельвемеду», двадцати врачам в Сочи. Потом — Стасу, потом — Глебу, потом — Волкову. Я за всю свою жизнь сказал «нет» три раза, а он — десять. За «нет», которое строит.</w:t>
+      </w:r>
+    </w:p>
+    <w:p>
+      <w:pPr>
+        <w:pStyle w:val="BodyText"/>
+      </w:pPr>
+      <w:r>
+        <w:t xml:space="preserve">OLGA: За «нет», которое строит. Записываю это в протокол.</w:t>
+      </w:r>
+    </w:p>
+    <w:p>
+      <w:pPr>
+        <w:pStyle w:val="BodyText"/>
+      </w:pPr>
+      <w:r>
+        <w:t xml:space="preserve">ALEKSEY: Борис Игоревич, «нет» Волкову сказали четверо, а не я один.</w:t>
+      </w:r>
+    </w:p>
+    <w:p>
+      <w:pPr>
+        <w:pStyle w:val="BodyText"/>
+      </w:pPr>
+      <w:r>
+        <w:t xml:space="preserve">BORIS: Четверо, но первым сказал ты. А первое «нет» всегда самое дорогое.</w:t>
+      </w:r>
+    </w:p>
+    <w:p>
+      <w:pPr>
+        <w:pStyle w:val="BodyText"/>
+      </w:pPr>
+      <w:r>
+        <w:t xml:space="preserve">YUN: Мой тост, по-русски, я учил его всю зиму, каждый вечер, на берегу Сомгана. Десять лет назад я сказал Доюну: «Посмотри, как он держит салфетку». А сегодня я говорю: посмотрите, как он держит слово. Не мнёт. Значит — не врёт. За слово.</w:t>
+      </w:r>
+    </w:p>
+    <w:p>
+      <w:pPr>
+        <w:pStyle w:val="BodyText"/>
+      </w:pPr>
+      <w:r>
+        <w:t xml:space="preserve">DOYUN: Президент, вы сказали это без единой ошибки.</w:t>
+      </w:r>
+    </w:p>
+    <w:p>
+      <w:pPr>
+        <w:pStyle w:val="BodyText"/>
+      </w:pPr>
+      <w:r>
+        <w:t xml:space="preserve">YUN: Я десять лет слушал, как ты переводишь, и немного научился.</w:t>
+      </w:r>
+    </w:p>
+    <w:p>
+      <w:pPr>
+        <w:pStyle w:val="BodyText"/>
+      </w:pPr>
+      <w:r>
+        <w:t xml:space="preserve">SOHEE: Мой тост — как директора, первый в моей жизни, короткий, по-русски и плохо. Сегодня утром я подписала продление «Ладоги» на пять лет, с отдельной линией в Вонджу, с таймером, с журналом на двух языках. И с правом Риты остановить партию: без этого права я бы не подписала.</w:t>
+      </w:r>
+    </w:p>
+    <w:p>
+      <w:pPr>
+        <w:pStyle w:val="BodyText"/>
+      </w:pPr>
+      <w:r>
+        <w:t xml:space="preserve">RITA: С правом стопа на пять лет. Это лучший подарок на юбилей, даже лучше пирогов.</w:t>
+      </w:r>
+    </w:p>
+    <w:p>
+      <w:pPr>
+        <w:pStyle w:val="BodyText"/>
+      </w:pPr>
+      <w:r>
+        <w:t xml:space="preserve">TATYANA: Лучше пирогов ничего не бывает. Но я вас прощаю, это работа.</w:t>
+      </w:r>
+    </w:p>
+    <w:p>
+      <w:pPr>
+        <w:pStyle w:val="BodyText"/>
+      </w:pPr>
+      <w:r>
+        <w:t xml:space="preserve">KORNILOVA: Тридцать три года практики, и десять из них с вами. За врачей, которые не торопятся.</w:t>
+      </w:r>
+    </w:p>
+    <w:p>
+      <w:pPr>
+        <w:pStyle w:val="BodyText"/>
+      </w:pPr>
+      <w:r>
+        <w:t xml:space="preserve">VALYA: А мой тост ночной. За тех, кто звонит в три часа ночи и боится, и за тех, кто берёт трубку и не боится вслух. Нас теперь тридцать два, по всей стране, в пяти часовых поясах, и ни одного пропущенного звонка за десять лет. Я проверяю это каждое утро.</w:t>
+      </w:r>
+    </w:p>
+    <w:p>
+      <w:pPr>
+        <w:pStyle w:val="BodyText"/>
+      </w:pPr>
+      <w:r>
+        <w:t xml:space="preserve">IRINA: А мой тост про дверь. Полтора года назад я хотела выйти через дверь и вышла, честно, с деньгами, с мамой в Кисловодск. А потом вошла обратно через ту же дверь, как сотрудник, и оказалось, что так можно. За двери, которые открываются в обе стороны. И за тех, кто их не запирает.</w:t>
+      </w:r>
+    </w:p>
+    <w:p>
+      <w:pPr>
+        <w:pStyle w:val="BodyText"/>
+      </w:pPr>
+      <w:r>
+        <w:t xml:space="preserve">OLGA: Мой тост юридический и последний: за пункт восемь. Картонку никто не снимает, даже на юбилей, даже ради фотографии.</w:t>
+      </w:r>
+    </w:p>
+    <w:p>
+      <w:pPr>
+        <w:pStyle w:val="BodyText"/>
+      </w:pPr>
+      <w:r>
+        <w:t xml:space="preserve">DIMA: А мой тост продажный, можно? За то, чтобы никогда не продавать то, что не дал бы маме. Мама, кстати, здесь: приехала из Ярославля на электричке и поезде, вон, в третьем ряду, в синем платке. Она тридцать лет медсестра и сказала мне эту фразу двенадцать лет назад. Я её до сих пор выполняю.</w:t>
+      </w:r>
+    </w:p>
+    <w:p>
+      <w:pPr>
+        <w:pStyle w:val="BodyText"/>
+      </w:pPr>
+      <w:r>
+        <w:t xml:space="preserve">NIKOLAY: За маму Дмитрия. Медсёстры держат больше, чем директора, это я точно знаю.</w:t>
+      </w:r>
+    </w:p>
+    <w:p>
+      <w:pPr>
+        <w:pStyle w:val="BodyText"/>
+      </w:pPr>
+      <w:r>
+        <w:t xml:space="preserve">ALEKSEY: А мой тост — последний и короткий. Я скажу его завтра, на собрании, целиком.</w:t>
+      </w:r>
+    </w:p>
+    <w:p>
+      <w:pPr>
+        <w:pStyle w:val="BodyText"/>
+      </w:pPr>
+      <w:r>
+        <w:t xml:space="preserve">BORIS: Завтра? А почему не сегодня? Мы ведь все здесь.</w:t>
+      </w:r>
+    </w:p>
+    <w:p>
+      <w:pPr>
+        <w:pStyle w:val="BodyText"/>
+      </w:pPr>
+      <w:r>
+        <w:t xml:space="preserve">ALEKSEY: Сегодня праздник, а завтра работа. Сначала сделай, а потом говори.</w:t>
       </w:r>
     </w:p>
     <w:p>
@@ -2453,23 +2453,23 @@
         <w:pStyle w:val="BodyText"/>
       </w:pPr>
       <w:r>
-        <w:t xml:space="preserve">ZAVODCHIKOV: На Урале так же: тост — вечером, слово — утром.</w:t>
-      </w:r>
-    </w:p>
-    <w:p>
-      <w:pPr>
-        <w:pStyle w:val="BodyText"/>
-      </w:pPr>
-      <w:r>
-        <w:t xml:space="preserve">BORIS: Хён, вы зануда.</w:t>
-      </w:r>
-    </w:p>
-    <w:p>
-      <w:pPr>
-        <w:pStyle w:val="BodyText"/>
-      </w:pPr>
-      <w:r>
-        <w:t xml:space="preserve">YUN: Знаю. Сохи тоже так говорит. Она — директор. Ей можно.</w:t>
+        <w:t xml:space="preserve">ZAVODCHIKOV: На Урале так же: тост говорят вечером, а слово — утром.</w:t>
+      </w:r>
+    </w:p>
+    <w:p>
+      <w:pPr>
+        <w:pStyle w:val="BodyText"/>
+      </w:pPr>
+      <w:r>
+        <w:t xml:space="preserve">BORIS: Хён, вы просто зануда, честное слово.</w:t>
+      </w:r>
+    </w:p>
+    <w:p>
+      <w:pPr>
+        <w:pStyle w:val="BodyText"/>
+      </w:pPr>
+      <w:r>
+        <w:t xml:space="preserve">YUN: Знаю, Сохи тоже так говорит. Она директор, ей можно.</w:t>
       </w:r>
     </w:p>
     <w:bookmarkEnd w:id="24"/>
@@ -2487,23 +2487,23 @@
         <w:pStyle w:val="FirstParagraph"/>
       </w:pPr>
       <w:r>
-        <w:t xml:space="preserve">OLGA: Все ушли. Даже Борис. Он унёс последнее яблоко. Сказал: «Это моё. Я его вырастил».</w:t>
-      </w:r>
-    </w:p>
-    <w:p>
-      <w:pPr>
-        <w:pStyle w:val="BodyText"/>
-      </w:pPr>
-      <w:r>
-        <w:t xml:space="preserve">IRINA: Чеки. Триста семьдесят одна тысяча. Девять тысяч в экономии. Пироги — вне сметы.</w:t>
-      </w:r>
-    </w:p>
-    <w:p>
-      <w:pPr>
-        <w:pStyle w:val="BodyText"/>
-      </w:pPr>
-      <w:r>
-        <w:t xml:space="preserve">DOYUN: Как ты записала пироги?</w:t>
+        <w:t xml:space="preserve">OLGA: Все разошлись, даже Борис. Он унёс последнее яблоко и сказал: «Это моё. Я его вырастил».</w:t>
+      </w:r>
+    </w:p>
+    <w:p>
+      <w:pPr>
+        <w:pStyle w:val="BodyText"/>
+      </w:pPr>
+      <w:r>
+        <w:t xml:space="preserve">IRINA: Чеки: триста семьдесят одна тысяча, девять тысяч экономии, а пироги — вне сметы.</w:t>
+      </w:r>
+    </w:p>
+    <w:p>
+      <w:pPr>
+        <w:pStyle w:val="BodyText"/>
+      </w:pPr>
+      <w:r>
+        <w:t xml:space="preserve">DOYUN: А как ты записала пироги, Ира?</w:t>
       </w:r>
     </w:p>
     <w:p>
@@ -2519,87 +2519,87 @@
         <w:pStyle w:val="BodyText"/>
       </w:pPr>
       <w:r>
-        <w:t xml:space="preserve">ALEKSEY: Нас четверо. Как в первый март. Только тогда Доюн был в Вонджу. На телефоне.</w:t>
-      </w:r>
-    </w:p>
-    <w:p>
-      <w:pPr>
-        <w:pStyle w:val="BodyText"/>
-      </w:pPr>
-      <w:r>
-        <w:t xml:space="preserve">DOYUN: А теперь — здесь. Без субтитров. Уже полгода — без субтитров.</w:t>
-      </w:r>
-    </w:p>
-    <w:p>
-      <w:pPr>
-        <w:pStyle w:val="BodyText"/>
-      </w:pPr>
-      <w:r>
-        <w:t xml:space="preserve">OLGA: Лёша, завтра речь. Ты написал?</w:t>
-      </w:r>
-    </w:p>
-    <w:p>
-      <w:pPr>
-        <w:pStyle w:val="BodyText"/>
-      </w:pPr>
-      <w:r>
-        <w:t xml:space="preserve">ALEKSEY: Нет. Не могу начать. Всё, что пишу, — красиво. А бабушка красивое не любила.</w:t>
-      </w:r>
-    </w:p>
-    <w:p>
-      <w:pPr>
-        <w:pStyle w:val="BodyText"/>
-      </w:pPr>
-      <w:r>
-        <w:t xml:space="preserve">OLGA: Тогда начни с того, с чего начинал всегда. С первого дня. На кухне у Иры.</w:t>
-      </w:r>
-    </w:p>
-    <w:p>
-      <w:pPr>
-        <w:pStyle w:val="BodyText"/>
-      </w:pPr>
-      <w:r>
-        <w:t xml:space="preserve">ALEKSEY: С чего?</w:t>
-      </w:r>
-    </w:p>
-    <w:p>
-      <w:pPr>
-        <w:pStyle w:val="BodyText"/>
-      </w:pPr>
-      <w:r>
-        <w:t xml:space="preserve">IRINA: «Давайте по делу». Ты так начинал каждое совещание. Десять лет. Мы смеялись.</w:t>
-      </w:r>
-    </w:p>
-    <w:p>
-      <w:pPr>
-        <w:pStyle w:val="BodyText"/>
-      </w:pPr>
-      <w:r>
-        <w:t xml:space="preserve">ALEKSEY: «Давайте по делу». Я и не замечал.</w:t>
-      </w:r>
-    </w:p>
-    <w:p>
-      <w:pPr>
-        <w:pStyle w:val="BodyText"/>
-      </w:pPr>
-      <w:r>
-        <w:t xml:space="preserve">DOYUN: Я замечал. Я переводил это президенту восемьсот раз. По-корейски это звучит как «переходим к главному». Президенту нравилось.</w:t>
-      </w:r>
-    </w:p>
-    <w:p>
-      <w:pPr>
-        <w:pStyle w:val="BodyText"/>
-      </w:pPr>
-      <w:r>
-        <w:t xml:space="preserve">OLGA: Вот и начни. «Давайте по делу». А потом скажи, какое у нас дело. Своё. Одной фразой.</w:t>
-      </w:r>
-    </w:p>
-    <w:p>
-      <w:pPr>
-        <w:pStyle w:val="BodyText"/>
-      </w:pPr>
-      <w:r>
-        <w:t xml:space="preserve">IRINA: Бабушка сказала «Не навреди» — двумя словами. Сорок лет одной фразой. Ты справишься.</w:t>
+        <w:t xml:space="preserve">ALEKSEY: Нас четверо, как в первый март. Только тогда Доюн был в Вонджу, на телефоне.</w:t>
+      </w:r>
+    </w:p>
+    <w:p>
+      <w:pPr>
+        <w:pStyle w:val="BodyText"/>
+      </w:pPr>
+      <w:r>
+        <w:t xml:space="preserve">DOYUN: А теперь я здесь, и без субтитров, уже полгода без субтитров.</w:t>
+      </w:r>
+    </w:p>
+    <w:p>
+      <w:pPr>
+        <w:pStyle w:val="BodyText"/>
+      </w:pPr>
+      <w:r>
+        <w:t xml:space="preserve">OLGA: Лёша, завтра у тебя речь. Ты её написал?</w:t>
+      </w:r>
+    </w:p>
+    <w:p>
+      <w:pPr>
+        <w:pStyle w:val="BodyText"/>
+      </w:pPr>
+      <w:r>
+        <w:t xml:space="preserve">ALEKSEY: Нет, не могу начать. Всё, что пишу, получается красиво, а бабушка красивое не любила.</w:t>
+      </w:r>
+    </w:p>
+    <w:p>
+      <w:pPr>
+        <w:pStyle w:val="BodyText"/>
+      </w:pPr>
+      <w:r>
+        <w:t xml:space="preserve">OLGA: Тогда начни с того, с чего начинал всегда, с первого дня, на кухне у Иры.</w:t>
+      </w:r>
+    </w:p>
+    <w:p>
+      <w:pPr>
+        <w:pStyle w:val="BodyText"/>
+      </w:pPr>
+      <w:r>
+        <w:t xml:space="preserve">ALEKSEY: С чего же я начинал? Напомни мне.</w:t>
+      </w:r>
+    </w:p>
+    <w:p>
+      <w:pPr>
+        <w:pStyle w:val="BodyText"/>
+      </w:pPr>
+      <w:r>
+        <w:t xml:space="preserve">IRINA: «Давайте по делу». Ты так начинал каждое совещание, десять лет подряд, а мы смеялись.</w:t>
+      </w:r>
+    </w:p>
+    <w:p>
+      <w:pPr>
+        <w:pStyle w:val="BodyText"/>
+      </w:pPr>
+      <w:r>
+        <w:t xml:space="preserve">ALEKSEY: «Давайте по делу». А я этого даже не замечал.</w:t>
+      </w:r>
+    </w:p>
+    <w:p>
+      <w:pPr>
+        <w:pStyle w:val="BodyText"/>
+      </w:pPr>
+      <w:r>
+        <w:t xml:space="preserve">DOYUN: А я замечал, потому что переводил это президенту восемьсот раз. По-корейски это звучит как «переходим к главному», и президенту нравилось.</w:t>
+      </w:r>
+    </w:p>
+    <w:p>
+      <w:pPr>
+        <w:pStyle w:val="BodyText"/>
+      </w:pPr>
+      <w:r>
+        <w:t xml:space="preserve">OLGA: Вот и начни: «Давайте по делу». А потом скажи одной фразой, какое у нас дело, своё.</w:t>
+      </w:r>
+    </w:p>
+    <w:p>
+      <w:pPr>
+        <w:pStyle w:val="BodyText"/>
+      </w:pPr>
+      <w:r>
+        <w:t xml:space="preserve">IRINA: Бабушка сказала «Не навреди» двумя словами, и это была одна фраза на сорок лет. Ты справишься.</w:t>
       </w:r>
     </w:p>
     <w:p>
@@ -3556,7 +3556,7 @@
         <w:t xml:space="preserve">“</w:t>
       </w:r>
       <w:r>
-        <w:t xml:space="preserve">Выручка за прошлый год — два и три десятых миллиарда. Прибыль — меньше, чем могла бы быть. Намного меньше. Потому что ночь стоит денег: линия, выезды, программа, центр. И мы её не продаём. Ни Волкову, ни акционерам, ни себе. Это единственная статья, которую я никогда не сокращала.</w:t>
+        <w:t xml:space="preserve">Выручка за прошлый год — два и три десятых миллиарда. Прибыль — меньше, чем могла бы быть, намного меньше, потому что ночь стоит денег: линия, выезды, программа, центр. И мы её не продаём: ни Волкову, ни акционерам, ни себе. Это единственная статья, которую я никогда не сокращала.</w:t>
       </w:r>
       <w:r>
         <w:t xml:space="preserve">”</w:t>
@@ -3662,31 +3662,31 @@
               <w:jc w:val="left"/>
             </w:pPr>
             <w:r>
-              <w:t xml:space="preserve">② 비교</w:t>
-            </w:r>
-          </w:p>
-        </w:tc>
-        <w:tc>
-          <w:tcPr/>
-          <w:p>
-            <w:pPr>
-              <w:pStyle w:val="Compact"/>
-              <w:jc w:val="left"/>
-            </w:pPr>
-            <w:r>
-              <w:t xml:space="preserve">Прибыль — меньше, чем могла бы быть.</w:t>
-            </w:r>
-          </w:p>
-        </w:tc>
-        <w:tc>
-          <w:tcPr/>
-          <w:p>
-            <w:pPr>
-              <w:pStyle w:val="Compact"/>
-              <w:jc w:val="left"/>
-            </w:pPr>
-            <w:r>
-              <w:t xml:space="preserve">가정법 비교</w:t>
+              <w:t xml:space="preserve">② 비교 + 원인</w:t>
+            </w:r>
+          </w:p>
+        </w:tc>
+        <w:tc>
+          <w:tcPr/>
+          <w:p>
+            <w:pPr>
+              <w:pStyle w:val="Compact"/>
+              <w:jc w:val="left"/>
+            </w:pPr>
+            <w:r>
+              <w:t xml:space="preserve">Прибыль — меньше, чем могла бы быть, намного меньше, потому что…</w:t>
+            </w:r>
+          </w:p>
+        </w:tc>
+        <w:tc>
+          <w:tcPr/>
+          <w:p>
+            <w:pPr>
+              <w:pStyle w:val="Compact"/>
+              <w:jc w:val="left"/>
+            </w:pPr>
+            <w:r>
+              <w:t xml:space="preserve">가정법 비교 + потому что</w:t>
             </w:r>
           </w:p>
         </w:tc>
@@ -3700,19 +3700,19 @@
               <w:jc w:val="left"/>
             </w:pPr>
             <w:r>
-              <w:t xml:space="preserve">③ 원인</w:t>
-            </w:r>
-          </w:p>
-        </w:tc>
-        <w:tc>
-          <w:tcPr/>
-          <w:p>
-            <w:pPr>
-              <w:pStyle w:val="Compact"/>
-              <w:jc w:val="left"/>
-            </w:pPr>
-            <w:r>
-              <w:t xml:space="preserve">Потому что ночь стоит денег: линия, выезды…</w:t>
+              <w:t xml:space="preserve">③ 열거</w:t>
+            </w:r>
+          </w:p>
+        </w:tc>
+        <w:tc>
+          <w:tcPr/>
+          <w:p>
+            <w:pPr>
+              <w:pStyle w:val="Compact"/>
+              <w:jc w:val="left"/>
+            </w:pPr>
+            <w:r>
+              <w:t xml:space="preserve">ночь стоит денег: линия, выезды, программа, центр</w:t>
             </w:r>
           </w:p>
         </w:tc>
@@ -3750,7 +3750,7 @@
               <w:jc w:val="left"/>
             </w:pPr>
             <w:r>
-              <w:t xml:space="preserve">И мы её не продаём. Ни…, ни…, ни себе.</w:t>
+              <w:t xml:space="preserve">И мы её не продаём: ни…, ни…, ни себе.</w:t>
             </w:r>
           </w:p>
         </w:tc>
@@ -3824,7 +3824,7 @@
         <w:t xml:space="preserve">“</w:t>
       </w:r>
       <w:r>
-        <w:t xml:space="preserve">… — …. Прибыль — меньше, чем могла бы быть. Потому что …. И мы … не …. Ни …, ни …, ни ….</w:t>
+        <w:t xml:space="preserve">… — …. Прибыль — меньше, чем могла бы быть, потому что …: …. И мы … не …: ни …, ни …, ни ….</w:t>
       </w:r>
       <w:r>
         <w:t xml:space="preserve">”</w:t>
@@ -3859,7 +3859,7 @@
         <w:t xml:space="preserve"> </w:t>
       </w:r>
       <w:r>
-        <w:t xml:space="preserve">이익이 기대보다 적은 이유를 회사의 가치로 설명하는 30~40단어 발화.</w:t>
+        <w:t xml:space="preserve">이익이 기대보다 적은 이유를 회사의 가치로 설명하는 35~60단어 발화.</w:t>
       </w:r>
     </w:p>
     <w:bookmarkEnd w:id="30"/>
@@ -4311,23 +4311,23 @@
         <w:pStyle w:val="FirstParagraph"/>
       </w:pPr>
       <w:r>
-        <w:t xml:space="preserve">조야: 명찰. 직원 120명. 손님 40명 추가. 키릴, 파트너 명단 있어?</w:t>
-      </w:r>
-    </w:p>
-    <w:p>
-      <w:pPr>
-        <w:pStyle w:val="BodyText"/>
-      </w:pPr>
-      <w:r>
-        <w:t xml:space="preserve">키릴: 있어요. 도시별로. 페테르부르크, 카잔, 예카테린부르크, 노보시비르스크, 블라디보스토크. 그리고 원주.</w:t>
-      </w:r>
-    </w:p>
-    <w:p>
-      <w:pPr>
-        <w:pStyle w:val="BodyText"/>
-      </w:pPr>
-      <w:r>
-        <w:t xml:space="preserve">조야: 그리고 소스놉카. 잊지 마. 드미트리 구세프. 그리고 니콜라이 페트로비치와 타티야나 이바노브나.</w:t>
+        <w:t xml:space="preserve">조야: 명찰: 직원 120명, 그리고 손님 40명 더. 키릴, 파트너 명단 있어?</w:t>
+      </w:r>
+    </w:p>
+    <w:p>
+      <w:pPr>
+        <w:pStyle w:val="BodyText"/>
+      </w:pPr>
+      <w:r>
+        <w:t xml:space="preserve">키릴: 있어요, 도시별로: 페테르부르크, 카잔, 예카테린부르크, 노보시비르스크, 블라디보스토크. 그리고 물론 원주.</w:t>
+      </w:r>
+    </w:p>
+    <w:p>
+      <w:pPr>
+        <w:pStyle w:val="BodyText"/>
+      </w:pPr>
+      <w:r>
+        <w:t xml:space="preserve">조야: 그리고 소스놉카도 잊지 마: 드미트리 구세프. 그리고 니콜라이 페트로비치와 타티야나 이바노브나.</w:t>
       </w:r>
     </w:p>
     <w:p>
@@ -4343,87 +4343,87 @@
         <w:pStyle w:val="BodyText"/>
       </w:pPr>
       <w:r>
-        <w:t xml:space="preserve">이리나: 행사 예산 — 38만. 영수증은 전부 나한테. 봉투 없이, 「나중에 정리하자」 없이.</w:t>
-      </w:r>
-    </w:p>
-    <w:p>
-      <w:pPr>
-        <w:pStyle w:val="BodyText"/>
-      </w:pPr>
-      <w:r>
-        <w:t xml:space="preserve">디마: 이리나 세르게예브나, 잔치에도 — 보고서요?</w:t>
-      </w:r>
-    </w:p>
-    <w:p>
-      <w:pPr>
-        <w:pStyle w:val="BodyText"/>
-      </w:pPr>
-      <w:r>
-        <w:t xml:space="preserve">이리나: 잔치일수록. 보고서 없는 잔치는 — 연회야. 보고서 없는 연회는 — 90년대고.</w:t>
-      </w:r>
-    </w:p>
-    <w:p>
-      <w:pPr>
-        <w:pStyle w:val="BodyText"/>
-      </w:pPr>
-      <w:r>
-        <w:t xml:space="preserve">올가: 이라, 케이터링 계약서에 서명했어. 12쪽. 지루한.</w:t>
-      </w:r>
-    </w:p>
-    <w:p>
-      <w:pPr>
-        <w:pStyle w:val="BodyText"/>
-      </w:pPr>
-      <w:r>
-        <w:t xml:space="preserve">이리나: 지루하면 — 좋은 거지. 네가 가르쳐 줬잖아.</w:t>
-      </w:r>
-    </w:p>
-    <w:p>
-      <w:pPr>
-        <w:pStyle w:val="BodyText"/>
-      </w:pPr>
-      <w:r>
-        <w:t xml:space="preserve">알렉세이: 조야, 판지는요? 강당용으로 떼지 않았죠?</w:t>
-      </w:r>
-    </w:p>
-    <w:p>
-      <w:pPr>
-        <w:pStyle w:val="BodyText"/>
-      </w:pPr>
-      <w:r>
-        <w:t xml:space="preserve">조야: 아니요, 무슨 말씀을. 8항이잖아요. 올가 페트로브나가 저를 해고하셨을 거예요. 화면에 투사했어요. 판지는 원래 자리에, 문 위에, 그대로 걸려 있어요. 화면엔 — 판지 사진, 크게, 벽 전체에. 지역에서 중계로 보는 사람들도 보게요.</w:t>
-      </w:r>
-    </w:p>
-    <w:p>
-      <w:pPr>
-        <w:pStyle w:val="BodyText"/>
-      </w:pPr>
-      <w:r>
-        <w:t xml:space="preserve">알렉세이: 좋아요. 다만 사진도 좀 비뚤게.</w:t>
-      </w:r>
-    </w:p>
-    <w:p>
-      <w:pPr>
-        <w:pStyle w:val="BodyText"/>
-      </w:pPr>
-      <w:r>
-        <w:t xml:space="preserve">조야: 이미 비뚤어요. 파샤가 맞췄어요. 니콜라이 페트로비치 수평계로. 마이너스 3도.</w:t>
-      </w:r>
-    </w:p>
-    <w:p>
-      <w:pPr>
-        <w:pStyle w:val="BodyText"/>
-      </w:pPr>
-      <w:r>
-        <w:t xml:space="preserve">디마: 우리의 열 번째 3월이에요, 알렉세이 니콜라예비치. 아세요? 열 번째.</w:t>
-      </w:r>
-    </w:p>
-    <w:p>
-      <w:pPr>
-        <w:pStyle w:val="BodyText"/>
-      </w:pPr>
-      <w:r>
-        <w:t xml:space="preserve">알렉세이: 알아. 첫 3월은 이리나네 부엌이었지. 셋이서. 냅킨 한 장으로.</w:t>
+        <w:t xml:space="preserve">이리나: 행사 예산은 38만이고, 영수증은 전부 나한테 가져와요. 봉투도, 「나중에 정리하자」도 없어요.</w:t>
+      </w:r>
+    </w:p>
+    <w:p>
+      <w:pPr>
+        <w:pStyle w:val="BodyText"/>
+      </w:pPr>
+      <w:r>
+        <w:t xml:space="preserve">디마: 이리나 세르게예브나, 정말 잔치에도 보고서가 필요해요?</w:t>
+      </w:r>
+    </w:p>
+    <w:p>
+      <w:pPr>
+        <w:pStyle w:val="BodyText"/>
+      </w:pPr>
+      <w:r>
+        <w:t xml:space="preserve">이리나: 잔치일수록. 보고서 없는 잔치는 — 연회야. 그리고 보고서 없는 연회는 이미 90년대고.</w:t>
+      </w:r>
+    </w:p>
+    <w:p>
+      <w:pPr>
+        <w:pStyle w:val="BodyText"/>
+      </w:pPr>
+      <w:r>
+        <w:t xml:space="preserve">올가: 이라, 케이터링 계약서에 서명했어: 12쪽, 아주 지루해.</w:t>
+      </w:r>
+    </w:p>
+    <w:p>
+      <w:pPr>
+        <w:pStyle w:val="BodyText"/>
+      </w:pPr>
+      <w:r>
+        <w:t xml:space="preserve">이리나: 지루하면 좋은 거지. 네가 직접 가르쳐 줬잖아, 올랴.</w:t>
+      </w:r>
+    </w:p>
+    <w:p>
+      <w:pPr>
+        <w:pStyle w:val="BodyText"/>
+      </w:pPr>
+      <w:r>
+        <w:t xml:space="preserve">알렉세이: 조야, 판지는요? 강당용으로 떼지 않았죠, 그렇죠?</w:t>
+      </w:r>
+    </w:p>
+    <w:p>
+      <w:pPr>
+        <w:pStyle w:val="BodyText"/>
+      </w:pPr>
+      <w:r>
+        <w:t xml:space="preserve">조야: 아니요, 무슨 말씀을, 8항이잖아요, 올가 페트로브나가 저를 해고하셨을 거예요. 화면에 투사했어요. 판지는 원래 자리, 문 위에 그대로 걸려 있고, 화면엔 판지 사진이 벽 전체에 크게 떠 있어요. 지역에서 중계로 보는 사람들도 보게요.</w:t>
+      </w:r>
+    </w:p>
+    <w:p>
+      <w:pPr>
+        <w:pStyle w:val="BodyText"/>
+      </w:pPr>
+      <w:r>
+        <w:t xml:space="preserve">알렉세이: 좋아요. 다만 사진도 좀 비뚤게 걸어 주세요.</w:t>
+      </w:r>
+    </w:p>
+    <w:p>
+      <w:pPr>
+        <w:pStyle w:val="BodyText"/>
+      </w:pPr>
+      <w:r>
+        <w:t xml:space="preserve">조야: 이미 비뚤어요: 파샤가 니콜라이 페트로비치 수평계로 맞췄어요, 마이너스 3도.</w:t>
+      </w:r>
+    </w:p>
+    <w:p>
+      <w:pPr>
+        <w:pStyle w:val="BodyText"/>
+      </w:pPr>
+      <w:r>
+        <w:t xml:space="preserve">디마: 우리의 열 번째 3월이에요, 알렉세이 니콜라예비치. 아세요? 벌써 열 번째예요.</w:t>
+      </w:r>
+    </w:p>
+    <w:p>
+      <w:pPr>
+        <w:pStyle w:val="BodyText"/>
+      </w:pPr>
+      <w:r>
+        <w:t xml:space="preserve">알렉세이: 알아. 첫 3월은 이리나네 부엌이었지: 우리 셋, 그리고 냅킨 한 장.</w:t>
       </w:r>
     </w:p>
     <w:bookmarkEnd w:id="33"/>
@@ -4441,87 +4441,87 @@
         <w:pStyle w:val="FirstParagraph"/>
       </w:pPr>
       <w:r>
-        <w:t xml:space="preserve">마리나: 보론초프. 페테르부르크 도착. 18시 정각. 제시간에. 늘 그렇듯.</w:t>
-      </w:r>
-    </w:p>
-    <w:p>
-      <w:pPr>
-        <w:pStyle w:val="BodyText"/>
-      </w:pPr>
-      <w:r>
-        <w:t xml:space="preserve">알렉세이: 마리나! 직접 오셨어요?</w:t>
-      </w:r>
-    </w:p>
-    <w:p>
-      <w:pPr>
-        <w:pStyle w:val="BodyText"/>
-      </w:pPr>
-      <w:r>
-        <w:t xml:space="preserve">마리나: 직접. 삽산으로. 이르마를 데려왔어요. 이제 북서부 수석 트레이너예요. 전부 합격했어요. 첫 시도에.</w:t>
-      </w:r>
-    </w:p>
-    <w:p>
-      <w:pPr>
-        <w:pStyle w:val="BodyText"/>
-      </w:pPr>
-      <w:r>
-        <w:t xml:space="preserve">코르닐로바: 이르마는 첫 시도에 붙었죠. 아직도 실수를 못 찾은 게 분해요.</w:t>
-      </w:r>
-    </w:p>
-    <w:p>
-      <w:pPr>
-        <w:pStyle w:val="BodyText"/>
-      </w:pPr>
-      <w:r>
-        <w:t xml:space="preserve">루스템: 앗살라무 알라이쿰. 카잔. 하이룰린. 알렉세이 니콜라예비치, 「라흐메트」 — 기억하세요? 기념일에 오겠다고 약속했죠. 왔어요.</w:t>
-      </w:r>
-    </w:p>
-    <w:p>
-      <w:pPr>
-        <w:pStyle w:val="BodyText"/>
-      </w:pPr>
-      <w:r>
-        <w:t xml:space="preserve">알렉세이: 루스템 갈림자노비치. 기억해요. 라흐메트 — 저도요.</w:t>
-      </w:r>
-    </w:p>
-    <w:p>
-      <w:pPr>
-        <w:pStyle w:val="BodyText"/>
-      </w:pPr>
-      <w:r>
-        <w:t xml:space="preserve">자보드치코프: 우랄. 자보드치코프. 무지각 — 42년. 야간 기지는 9개월째 돌아가요. 평균 — 46분.</w:t>
-      </w:r>
-    </w:p>
-    <w:p>
-      <w:pPr>
-        <w:pStyle w:val="BodyText"/>
-      </w:pPr>
-      <w:r>
-        <w:t xml:space="preserve">도로호바: 46분. 매일 밤 세요. 발랴가 확인해요.</w:t>
-      </w:r>
-    </w:p>
-    <w:p>
-      <w:pPr>
-        <w:pStyle w:val="BodyText"/>
-      </w:pPr>
-      <w:r>
-        <w:t xml:space="preserve">발랴: 확인해요. 46. 47이 아니라. 매일 밤.</w:t>
-      </w:r>
-    </w:p>
-    <w:p>
-      <w:pPr>
-        <w:pStyle w:val="BodyText"/>
-      </w:pPr>
-      <w:r>
-        <w:t xml:space="preserve">보리스: 모스크바. 란스코이. 연금 생활자. 전 사원. 전 이사. 현재는 — 사과 든 손님.</w:t>
-      </w:r>
-    </w:p>
-    <w:p>
-      <w:pPr>
-        <w:pStyle w:val="BodyText"/>
-      </w:pPr>
-      <w:r>
-        <w:t xml:space="preserve">레프: 그리고 나. 연금 생활자의 전 변호사. 그 사람 말을 적어요. 이젠 무료로.</w:t>
+        <w:t xml:space="preserve">마리나: 보론초프, 페테르부르크 도착: 18시 정각, 늘 그렇듯 제시간에.</w:t>
+      </w:r>
+    </w:p>
+    <w:p>
+      <w:pPr>
+        <w:pStyle w:val="BodyText"/>
+      </w:pPr>
+      <w:r>
+        <w:t xml:space="preserve">알렉세이: 마리나! 직접, 몸소 오셨어요?</w:t>
+      </w:r>
+    </w:p>
+    <w:p>
+      <w:pPr>
+        <w:pStyle w:val="BodyText"/>
+      </w:pPr>
+      <w:r>
+        <w:t xml:space="preserve">마리나: 직접 「삽산」을 타고, 이르마를 데려왔어요. 이제 북서부 수석 트레이너고, 전부 첫 시도에 합격했어요.</w:t>
+      </w:r>
+    </w:p>
+    <w:p>
+      <w:pPr>
+        <w:pStyle w:val="BodyText"/>
+      </w:pPr>
+      <w:r>
+        <w:t xml:space="preserve">코르닐로바: 이르마는 첫 시도에 붙었죠. 그 사람한테서 실수를 못 찾은 게 아직도 분해요.</w:t>
+      </w:r>
+    </w:p>
+    <w:p>
+      <w:pPr>
+        <w:pStyle w:val="BodyText"/>
+      </w:pPr>
+      <w:r>
+        <w:t xml:space="preserve">루스템: 앗살라무 알라이쿰, 카잔의 하이룰린이에요. 알렉세이 니콜라예비치, 「라흐메트」 기억하세요? 기념일에 오겠다고 약속했는데, 이렇게 왔어요.</w:t>
+      </w:r>
+    </w:p>
+    <w:p>
+      <w:pPr>
+        <w:pStyle w:val="BodyText"/>
+      </w:pPr>
+      <w:r>
+        <w:t xml:space="preserve">알렉세이: 루스템 갈림자노비치, 물론 기억해요. 저도 진심으로 라흐메트예요.</w:t>
+      </w:r>
+    </w:p>
+    <w:p>
+      <w:pPr>
+        <w:pStyle w:val="BodyText"/>
+      </w:pPr>
+      <w:r>
+        <w:t xml:space="preserve">자보드치코프: 우랄의 자보드치코프, 무지각 42년이에요. 야간 기지는 9개월째 돌아가고, 평균 시간은 46분이에요.</w:t>
+      </w:r>
+    </w:p>
+    <w:p>
+      <w:pPr>
+        <w:pStyle w:val="BodyText"/>
+      </w:pPr>
+      <w:r>
+        <w:t xml:space="preserve">도로호바: 46분. 매일 밤 세고, 발랴가 확인해요.</w:t>
+      </w:r>
+    </w:p>
+    <w:p>
+      <w:pPr>
+        <w:pStyle w:val="BodyText"/>
+      </w:pPr>
+      <w:r>
+        <w:t xml:space="preserve">발랴: 확인해요: 47이 아니라 46. 매일 밤 그래요.</w:t>
+      </w:r>
+    </w:p>
+    <w:p>
+      <w:pPr>
+        <w:pStyle w:val="BodyText"/>
+      </w:pPr>
+      <w:r>
+        <w:t xml:space="preserve">보리스: 모스크바의 란스코이: 연금 생활자, 전 사원, 전 이사, 그리고 지금은 그냥 사과 든 손님.</w:t>
+      </w:r>
+    </w:p>
+    <w:p>
+      <w:pPr>
+        <w:pStyle w:val="BodyText"/>
+      </w:pPr>
+      <w:r>
+        <w:t xml:space="preserve">레프: 그리고 나, 연금 생활자의 전 변호사. 그 사람 말을 적는데, 이젠 무료로.</w:t>
       </w:r>
     </w:p>
     <w:p>
@@ -4537,183 +4537,183 @@
         <w:pStyle w:val="BodyText"/>
       </w:pPr>
       <w:r>
-        <w:t xml:space="preserve">레프: …청구서. 알아요. 보리스한테 청구할게요. 바냐에서.</w:t>
-      </w:r>
-    </w:p>
-    <w:p>
-      <w:pPr>
-        <w:pStyle w:val="BodyText"/>
-      </w:pPr>
-      <w:r>
-        <w:t xml:space="preserve">알렉세이: 보리스 이고레비치! 사과를요?</w:t>
-      </w:r>
-    </w:p>
-    <w:p>
-      <w:pPr>
-        <w:pStyle w:val="BodyText"/>
-      </w:pPr>
-      <w:r>
-        <w:t xml:space="preserve">보리스: 안토노프카. 다차의 마지막 상자. 겨울 사과. 3월까지 버텼지. 나처럼.</w:t>
-      </w:r>
-    </w:p>
-    <w:p>
-      <w:pPr>
-        <w:pStyle w:val="BodyText"/>
-      </w:pPr>
-      <w:r>
-        <w:t xml:space="preserve">니콜라이: 료샤. 왔다. 엄마, 미탸. 미탸가 운전했어. 우린 잤고.</w:t>
-      </w:r>
-    </w:p>
-    <w:p>
-      <w:pPr>
-        <w:pStyle w:val="BodyText"/>
-      </w:pPr>
-      <w:r>
-        <w:t xml:space="preserve">미탸: 모셔 왔어요. 말 없이. 늘 그렇듯.</w:t>
-      </w:r>
-    </w:p>
-    <w:p>
-      <w:pPr>
-        <w:pStyle w:val="BodyText"/>
-      </w:pPr>
-      <w:r>
-        <w:t xml:space="preserve">타티야나: 료셴카, 또 살 빠졌네. 피로그 가져왔어. 양배추로. 할머니 레시피.</w:t>
-      </w:r>
-    </w:p>
-    <w:p>
-      <w:pPr>
-        <w:pStyle w:val="BodyText"/>
-      </w:pPr>
-      <w:r>
-        <w:t xml:space="preserve">알렉세이: 엄마, 여기 케이터링 있어요. 계약서 12쪽.</w:t>
-      </w:r>
-    </w:p>
-    <w:p>
-      <w:pPr>
-        <w:pStyle w:val="BodyText"/>
-      </w:pPr>
-      <w:r>
-        <w:t xml:space="preserve">타티야나: 케이터링은 — 손님용. 피로그는 — 아들용. 이건 계약이 아니야. 엄마지.</w:t>
-      </w:r>
-    </w:p>
-    <w:p>
-      <w:pPr>
-        <w:pStyle w:val="BodyText"/>
-      </w:pPr>
-      <w:r>
-        <w:t xml:space="preserve">도윤: 알렉세이! 원주 도착. 대표님. 그리고 대표이사. 정소희. 1월 1일부로.</w:t>
-      </w:r>
-    </w:p>
-    <w:p>
-      <w:pPr>
-        <w:pStyle w:val="BodyText"/>
-      </w:pPr>
-      <w:r>
-        <w:t xml:space="preserve">소희: 보론초프 씨. 저 대표예요. 두 달. 무서워요. 매일. 대표님이 그러세요: 「그게 정상이다. 나는 30년 동안 무서웠다」.</w:t>
-      </w:r>
-    </w:p>
-    <w:p>
-      <w:pPr>
-        <w:pStyle w:val="BodyText"/>
-      </w:pPr>
-      <w:r>
-        <w:t xml:space="preserve">윤: 안녕하세요, 보론초프. 이제 나는 — 이사회 의장이에요. 아무것도 결정하지 않아요. 묻기만 하죠. 수학 선생님처럼.</w:t>
-      </w:r>
-    </w:p>
-    <w:p>
-      <w:pPr>
-        <w:pStyle w:val="BodyText"/>
-      </w:pPr>
-      <w:r>
-        <w:t xml:space="preserve">알렉세이: 윤 대표님. 오셨네요. 기념일에.</w:t>
-      </w:r>
-    </w:p>
-    <w:p>
-      <w:pPr>
-        <w:pStyle w:val="BodyText"/>
-      </w:pPr>
-      <w:r>
-        <w:t xml:space="preserve">윤: 사과 열릴 때 오겠다고 약속했죠. 작년 가을에 갔어요. 소스놉카로. 베라 파블로브나께. 미탸가 못을 보여 줬어요.</w:t>
-      </w:r>
-    </w:p>
-    <w:p>
-      <w:pPr>
-        <w:pStyle w:val="BodyText"/>
-      </w:pPr>
-      <w:r>
-        <w:t xml:space="preserve">미탸: 보여 드렸어요. 오래 서 계셨어요. 그러고 러시아어로 그러셨어요: 「감사합니다」. 입술로 읽었어요.</w:t>
-      </w:r>
-    </w:p>
-    <w:p>
-      <w:pPr>
-        <w:pStyle w:val="BodyText"/>
-      </w:pPr>
-      <w:r>
-        <w:t xml:space="preserve">윤: 이번엔 당신들한테 왔어요. 사과 없이 — 사과는, 보니까 란스코이가 가져왔네요, 늘 먼저 오죠. 난 혈압을 가져왔어요. 126에 80, 오늘 아침, 호텔에서. 베라 파블로브나의 혈압계도 같이, 가방에. 이제 그거 없인 비행기를 안 타요. 소희가 웃어요.</w:t>
-      </w:r>
-    </w:p>
-    <w:p>
-      <w:pPr>
-        <w:pStyle w:val="BodyText"/>
-      </w:pPr>
-      <w:r>
-        <w:t xml:space="preserve">보리스: 형! 오셨군요! 126이면 — 좋네요. 난 140이에요. 내가 졌어요.</w:t>
-      </w:r>
-    </w:p>
-    <w:p>
-      <w:pPr>
-        <w:pStyle w:val="BodyText"/>
-      </w:pPr>
-      <w:r>
-        <w:t xml:space="preserve">윤: 그럼 당신이 나한테 놀러 오는 거예요. 규칙이죠.</w:t>
-      </w:r>
-    </w:p>
-    <w:p>
-      <w:pPr>
-        <w:pStyle w:val="BodyText"/>
-      </w:pPr>
-      <w:r>
-        <w:t xml:space="preserve">보리스: 갈게요. 여름에. 나타샤랑. 오빠 지분을 산 사람을 보고 싶대요.</w:t>
-      </w:r>
-    </w:p>
-    <w:p>
-      <w:pPr>
-        <w:pStyle w:val="BodyText"/>
-      </w:pPr>
-      <w:r>
-        <w:t xml:space="preserve">키릴: 알렉세이 니콜라예비치, 손님 한 명 더요. 초대 없이. 택배. 꽃. 카드.</w:t>
-      </w:r>
-    </w:p>
-    <w:p>
-      <w:pPr>
-        <w:pStyle w:val="BodyText"/>
-      </w:pPr>
-      <w:r>
-        <w:t xml:space="preserve">알렉세이: 누구한테서?</w:t>
-      </w:r>
-    </w:p>
-    <w:p>
-      <w:pPr>
-        <w:pStyle w:val="BodyText"/>
-      </w:pPr>
-      <w:r>
-        <w:t xml:space="preserve">키릴: 한 단어로 서명했어요. 「볼코프」. 그리고 아래에: 「아직은」.</w:t>
-      </w:r>
-    </w:p>
-    <w:p>
-      <w:pPr>
-        <w:pStyle w:val="BodyText"/>
-      </w:pPr>
-      <w:r>
-        <w:t xml:space="preserve">올가: 「아직은」. 기억하네. 1년 반이 지났는데.</w:t>
-      </w:r>
-    </w:p>
-    <w:p>
-      <w:pPr>
-        <w:pStyle w:val="BodyText"/>
-      </w:pPr>
-      <w:r>
-        <w:t xml:space="preserve">알렉세이: 꽃은 판지 아래 둬, 키릴. 편지 옆에. 그럴 자격 있어.</w:t>
+        <w:t xml:space="preserve">레프: …청구서, 알아요. 보리스한테 바냐에서 청구할게요.</w:t>
+      </w:r>
+    </w:p>
+    <w:p>
+      <w:pPr>
+        <w:pStyle w:val="BodyText"/>
+      </w:pPr>
+      <w:r>
+        <w:t xml:space="preserve">알렉세이: 보리스 이고레비치! 정말 사과를 가져오셨어요?</w:t>
+      </w:r>
+    </w:p>
+    <w:p>
+      <w:pPr>
+        <w:pStyle w:val="BodyText"/>
+      </w:pPr>
+      <w:r>
+        <w:t xml:space="preserve">보리스: 안토노프카, 다차의 마지막 상자, 겨울 사과야. 3월까지 버텼지, 꼭 나처럼.</w:t>
+      </w:r>
+    </w:p>
+    <w:p>
+      <w:pPr>
+        <w:pStyle w:val="BodyText"/>
+      </w:pPr>
+      <w:r>
+        <w:t xml:space="preserve">니콜라이: 료샤, 우리 왔다: 엄마랑 미탸. 미탸가 운전했고 우린 잤어.</w:t>
+      </w:r>
+    </w:p>
+    <w:p>
+      <w:pPr>
+        <w:pStyle w:val="BodyText"/>
+      </w:pPr>
+      <w:r>
+        <w:t xml:space="preserve">미탸: 모셔 왔어요, 늘 그렇듯 말 없이.</w:t>
+      </w:r>
+    </w:p>
+    <w:p>
+      <w:pPr>
+        <w:pStyle w:val="BodyText"/>
+      </w:pPr>
+      <w:r>
+        <w:t xml:space="preserve">타티야나: 료셴카, 또 살 빠졌네. 할머니 레시피로 양배추 피로그 가져왔어.</w:t>
+      </w:r>
+    </w:p>
+    <w:p>
+      <w:pPr>
+        <w:pStyle w:val="BodyText"/>
+      </w:pPr>
+      <w:r>
+        <w:t xml:space="preserve">알렉세이: 엄마, 여기 케이터링 있어요. 계약서가 12쪽이에요.</w:t>
+      </w:r>
+    </w:p>
+    <w:p>
+      <w:pPr>
+        <w:pStyle w:val="BodyText"/>
+      </w:pPr>
+      <w:r>
+        <w:t xml:space="preserve">타티야나: 케이터링은 손님용, 피로그는 아들용. 이건 계약이 아니야. 엄마지.</w:t>
+      </w:r>
+    </w:p>
+    <w:p>
+      <w:pPr>
+        <w:pStyle w:val="BodyText"/>
+      </w:pPr>
+      <w:r>
+        <w:t xml:space="preserve">도윤: 알렉세이! 원주 도착: 대표님, 그리고 1월 1일부로 대표이사가 된 정소희.</w:t>
+      </w:r>
+    </w:p>
+    <w:p>
+      <w:pPr>
+        <w:pStyle w:val="BodyText"/>
+      </w:pPr>
+      <w:r>
+        <w:t xml:space="preserve">소희: 보론초프 씨, 대표가 된 지 두 달인데, 매일 무서워요. 대표님이 그러세요: 「그게 정상이다. 나는 30년 동안 무서웠다」.</w:t>
+      </w:r>
+    </w:p>
+    <w:p>
+      <w:pPr>
+        <w:pStyle w:val="BodyText"/>
+      </w:pPr>
+      <w:r>
+        <w:t xml:space="preserve">윤: 안녕하세요, 보론초프. 이제 나는 이사회 의장이에요: 아무것도 결정하지 않고, 수학 선생님처럼 묻기만 하죠.</w:t>
+      </w:r>
+    </w:p>
+    <w:p>
+      <w:pPr>
+        <w:pStyle w:val="BodyText"/>
+      </w:pPr>
+      <w:r>
+        <w:t xml:space="preserve">알렉세이: 윤 대표님, 우리 기념일에 와 주셨네요. 정말 기뻐요.</w:t>
+      </w:r>
+    </w:p>
+    <w:p>
+      <w:pPr>
+        <w:pStyle w:val="BodyText"/>
+      </w:pPr>
+      <w:r>
+        <w:t xml:space="preserve">윤: 사과 열릴 때 오겠다고 약속해서, 작년 가을 소스놉카의 베라 파블로브나께 갔어요. 미탸가 못을 보여 줬어요.</w:t>
+      </w:r>
+    </w:p>
+    <w:p>
+      <w:pPr>
+        <w:pStyle w:val="BodyText"/>
+      </w:pPr>
+      <w:r>
+        <w:t xml:space="preserve">미탸: 보여 드렸어요. 오래 서 계시다가 러시아어로 「감사합니다」라고 하셨어요. 입술로 읽었어요.</w:t>
+      </w:r>
+    </w:p>
+    <w:p>
+      <w:pPr>
+        <w:pStyle w:val="BodyText"/>
+      </w:pPr>
+      <w:r>
+        <w:t xml:space="preserve">윤: 이번엔 당신들한테 왔어요, 사과 없이: 보니까 사과는 란스코이가 가져왔네요, 늘 먼저 오죠. 난 혈압을 가져왔어요: 126에 80, 오늘 아침 호텔에서. 베라 파블로브나의 혈압계도 가방에 같이 있어요. 이제 그거 없인 비행기를 안 타요. 소희가 날 보고 웃어요.</w:t>
+      </w:r>
+    </w:p>
+    <w:p>
+      <w:pPr>
+        <w:pStyle w:val="BodyText"/>
+      </w:pPr>
+      <w:r>
+        <w:t xml:space="preserve">보리스: 형! 오셨군요! 126이면 좋네요, 난 140이에요. 내가 졌어요.</w:t>
+      </w:r>
+    </w:p>
+    <w:p>
+      <w:pPr>
+        <w:pStyle w:val="BodyText"/>
+      </w:pPr>
+      <w:r>
+        <w:t xml:space="preserve">윤: 그럼 당신이 나한테 놀러 오는 거예요. 그게 규칙이에요, 보리스 이고레비치.</w:t>
+      </w:r>
+    </w:p>
+    <w:p>
+      <w:pPr>
+        <w:pStyle w:val="BodyText"/>
+      </w:pPr>
+      <w:r>
+        <w:t xml:space="preserve">보리스: 여름에 나타샤랑 갈게요. 오빠 지분을 산 사람을 보고 싶대요.</w:t>
+      </w:r>
+    </w:p>
+    <w:p>
+      <w:pPr>
+        <w:pStyle w:val="BodyText"/>
+      </w:pPr>
+      <w:r>
+        <w:t xml:space="preserve">키릴: 알렉세이 니콜라예비치, 초대받지 않은 손님이 하나 더 있어요: 꽃과 카드를 든 택배요.</w:t>
+      </w:r>
+    </w:p>
+    <w:p>
+      <w:pPr>
+        <w:pStyle w:val="BodyText"/>
+      </w:pPr>
+      <w:r>
+        <w:t xml:space="preserve">알렉세이: 그 꽃은 누가 보냈는데?</w:t>
+      </w:r>
+    </w:p>
+    <w:p>
+      <w:pPr>
+        <w:pStyle w:val="BodyText"/>
+      </w:pPr>
+      <w:r>
+        <w:t xml:space="preserve">키릴: 한 단어로 서명했어요: 「볼코프」. 그리고 아래에 「아직은」이라고 쓰여 있어요.</w:t>
+      </w:r>
+    </w:p>
+    <w:p>
+      <w:pPr>
+        <w:pStyle w:val="BodyText"/>
+      </w:pPr>
+      <w:r>
+        <w:t xml:space="preserve">올가: 「아직은」. 1년 반이 지났는데도 기억하네.</w:t>
+      </w:r>
+    </w:p>
+    <w:p>
+      <w:pPr>
+        <w:pStyle w:val="BodyText"/>
+      </w:pPr>
+      <w:r>
+        <w:t xml:space="preserve">알렉세이: 꽃은 판지 아래, 편지 옆에 둬, 키릴. 그럴 자격 있어.</w:t>
       </w:r>
     </w:p>
     <w:bookmarkEnd w:id="34"/>
@@ -4731,223 +4731,223 @@
         <w:pStyle w:val="FirstParagraph"/>
       </w:pPr>
       <w:r>
-        <w:t xml:space="preserve">이리나: 숫자요. 1분. 약속해요. 기념일엔 숫자를 싫어하는 거 알아요.</w:t>
-      </w:r>
-    </w:p>
-    <w:p>
-      <w:pPr>
-        <w:pStyle w:val="BodyText"/>
-      </w:pPr>
-      <w:r>
-        <w:t xml:space="preserve">올가: 이라, 어차피 말할 거잖아. 해.</w:t>
-      </w:r>
-    </w:p>
-    <w:p>
-      <w:pPr>
-        <w:pStyle w:val="BodyText"/>
-      </w:pPr>
-      <w:r>
-        <w:t xml:space="preserve">이리나: 열 번의 3월 전 — 부엌에 세 사람, 0루블, 연필로 가격을 적은 냅킨. 오늘 — 120명. 12개 지역. 허브 둘: 포돌스크와 예카테린부르크. 「라도가」 월 1만 4천 개. 그리고 회색은 하나도 없어요. 한 번도. 한 상자도. 10년 동안.</w:t>
-      </w:r>
-    </w:p>
-    <w:p>
-      <w:pPr>
-        <w:pStyle w:val="BodyText"/>
-      </w:pPr>
-      <w:r>
-        <w:t xml:space="preserve">디마: 한 번도. 제가 확인했어요. 10년. 하고 싶을 때조차.</w:t>
-      </w:r>
-    </w:p>
-    <w:p>
-      <w:pPr>
-        <w:pStyle w:val="BodyText"/>
-      </w:pPr>
-      <w:r>
-        <w:t xml:space="preserve">이리나: 작년 매출 — 23억. 이익은 — 될 수 있었던 것보다 적어요. 훨씬 적어요. 밤에는 돈이 드니까요: 상담선, 출동, 프로그램, 센터. 그리고 우린 그걸 팔지 않아요. 볼코프에게도, 주주에게도, 우리 자신에게도. 제가 한 번도 줄이지 않은 유일한 항목이에요.</w:t>
-      </w:r>
-    </w:p>
-    <w:p>
-      <w:pPr>
-        <w:pStyle w:val="BodyText"/>
-      </w:pPr>
-      <w:r>
-        <w:t xml:space="preserve">루스템: 좋은 숫자네요 — 「될 수 있었던 것보다 적은」. 카잔에선 이렇게 말해요: 「적어도 — 내 것」.</w:t>
-      </w:r>
-    </w:p>
-    <w:p>
-      <w:pPr>
-        <w:pStyle w:val="BodyText"/>
-      </w:pPr>
-      <w:r>
-        <w:t xml:space="preserve">자보드치코프: 우랄에선 이래요: 「적어도, 정직하게」.</w:t>
-      </w:r>
-    </w:p>
-    <w:p>
-      <w:pPr>
-        <w:pStyle w:val="BodyText"/>
-      </w:pPr>
-      <w:r>
-        <w:t xml:space="preserve">알렉세이: 발랴, 당신 숫자요. 가장 중요한.</w:t>
-      </w:r>
-    </w:p>
-    <w:p>
-      <w:pPr>
-        <w:pStyle w:val="BodyText"/>
-      </w:pPr>
-      <w:r>
-        <w:t xml:space="preserve">발랴: 야간 상담선 10년. 9,412통. 받지 않은 건 — 0. 한 통도.</w:t>
-      </w:r>
-    </w:p>
-    <w:p>
-      <w:pPr>
-        <w:pStyle w:val="BodyText"/>
-      </w:pPr>
-      <w:r>
-        <w:t xml:space="preserve">코르닐로바: 한 통도. 그런데 8년 5월엔 — 출동을 못 갔죠. 한 번. 그것도 기록돼 있어요.</w:t>
-      </w:r>
-    </w:p>
-    <w:p>
-      <w:pPr>
-        <w:pStyle w:val="BodyText"/>
-      </w:pPr>
-      <w:r>
-        <w:t xml:space="preserve">발랴: 기록돼 있어요. 빨간색으로. 옆에 — 예카테린부르크. 크세니야. 이제 매년 새해마다 우리한테 전화해요. 축하하러요.</w:t>
-      </w:r>
-    </w:p>
-    <w:p>
-      <w:pPr>
-        <w:pStyle w:val="BodyText"/>
-      </w:pPr>
-      <w:r>
-        <w:t xml:space="preserve">도로호바: 저한테도요. 매년 1월 1일. 새벽 6시에. 제가 안 자는 걸 아니까요.</w:t>
-      </w:r>
-    </w:p>
-    <w:p>
-      <w:pPr>
-        <w:pStyle w:val="BodyText"/>
-      </w:pPr>
-      <w:r>
-        <w:t xml:space="preserve">알렉세이: 환자가 매년 새해마다 의사에게 전화하는 것. 그게 바로 후기예요. 어떤 후기보다 나은.</w:t>
-      </w:r>
-    </w:p>
-    <w:p>
-      <w:pPr>
-        <w:pStyle w:val="BodyText"/>
-      </w:pPr>
-      <w:r>
-        <w:t xml:space="preserve">올가: 내 숫자 말해도 돼? 재무 말고. 법률.</w:t>
-      </w:r>
-    </w:p>
-    <w:p>
-      <w:pPr>
-        <w:pStyle w:val="BodyText"/>
-      </w:pPr>
-      <w:r>
-        <w:t xml:space="preserve">이리나: 돼. 짧게만. 넌 짧게 못 하잖아.</w:t>
-      </w:r>
-    </w:p>
-    <w:p>
-      <w:pPr>
-        <w:pStyle w:val="BodyText"/>
-      </w:pPr>
-      <w:r>
-        <w:t xml:space="preserve">올가: 하나. 소송 0건. 10년 — 우리를 상대로 한 소송이 하나도 없어. 환자에게서도, 클리닉에서도, 공급사에서도. 우리가 누구보다 먼저 사실을 말했으니까. 불편할 때도.</w:t>
-      </w:r>
-    </w:p>
-    <w:p>
-      <w:pPr>
-        <w:pStyle w:val="BodyText"/>
-      </w:pPr>
-      <w:r>
-        <w:t xml:space="preserve">도윤: 제 숫자. 통역. 모스크바와 원주 사이 80만 단어. 대략. 제가 센 건 아니에요. 소희 씨가 셌어요.</w:t>
-      </w:r>
-    </w:p>
-    <w:p>
-      <w:pPr>
-        <w:pStyle w:val="BodyText"/>
-      </w:pPr>
-      <w:r>
-        <w:t xml:space="preserve">소희: 81만 2천. 그중 「판지」 — 400번. 「Не навреди」 — 1,100번. 「서류는요?」 — 2,000번.</w:t>
-      </w:r>
-    </w:p>
-    <w:p>
-      <w:pPr>
-        <w:pStyle w:val="BodyText"/>
-      </w:pPr>
-      <w:r>
-        <w:t xml:space="preserve">이리나: 2천 번? 거짓말.</w:t>
-      </w:r>
-    </w:p>
-    <w:p>
-      <w:pPr>
-        <w:pStyle w:val="BodyText"/>
-      </w:pPr>
-      <w:r>
-        <w:t xml:space="preserve">소희: 사실이에요. 기록돼 있어요. 기록되지 않으면 — 없었던 거예요.</w:t>
-      </w:r>
-    </w:p>
-    <w:p>
-      <w:pPr>
-        <w:pStyle w:val="BodyText"/>
-      </w:pPr>
-      <w:r>
-        <w:t xml:space="preserve">키릴: 제 숫자는 — 하나. 세 번째 시도에 붙은 시험. 그리고 제가 거절한 삼촌 하나.</w:t>
-      </w:r>
-    </w:p>
-    <w:p>
-      <w:pPr>
-        <w:pStyle w:val="BodyText"/>
-      </w:pPr>
-      <w:r>
-        <w:t xml:space="preserve">보리스: 나를 거절하고 — 더 나아졌지. 서운하지만. 정확해.</w:t>
-      </w:r>
-    </w:p>
-    <w:p>
-      <w:pPr>
-        <w:pStyle w:val="BodyText"/>
-      </w:pPr>
-      <w:r>
-        <w:t xml:space="preserve">키릴: 삼촌도 더 나아지셨어요. 바냐에 저 없이도.</w:t>
-      </w:r>
-    </w:p>
-    <w:p>
-      <w:pPr>
-        <w:pStyle w:val="BodyText"/>
-      </w:pPr>
-      <w:r>
-        <w:t xml:space="preserve">마리나: 저도 말해도 될까요? 파트너의 숫자, 페테르부르크식으로, 군더더기 없이. 북서부 클리닉 80곳 — 온도 일지 없는 곳은 하나도 없어요. 하나도. 분기마다 예고 없이 직접 확인해요. 이건 당신 숫자가 아니에요, 알렉세이 니콜라예비치. 제 것도 아니고. 우리 거예요. 공동의. 함께 지키는 경계처럼.</w:t>
-      </w:r>
-    </w:p>
-    <w:p>
-      <w:pPr>
-        <w:pStyle w:val="BodyText"/>
-      </w:pPr>
-      <w:r>
-        <w:t xml:space="preserve">자보드치코프: 그리고 우랄의 숫자. 46분. 1년 전엔 — 3시간 40분. 허브가 한 게 아니에요. 창문이 한 거예요.</w:t>
-      </w:r>
-    </w:p>
-    <w:p>
-      <w:pPr>
-        <w:pStyle w:val="BodyText"/>
-      </w:pPr>
-      <w:r>
-        <w:t xml:space="preserve">니콜라이: 내 숫자는 단순해. 마지막 월요일 120번. 파란 일지. 여섯 권. 빠진 날 없이.</w:t>
-      </w:r>
-    </w:p>
-    <w:p>
-      <w:pPr>
-        <w:pStyle w:val="BodyText"/>
-      </w:pPr>
-      <w:r>
-        <w:t xml:space="preserve">타티야나: 월요일 120번. 전철을 한 번도 놓친 적이 없어요. 아플 때도.</w:t>
-      </w:r>
-    </w:p>
-    <w:p>
-      <w:pPr>
-        <w:pStyle w:val="BodyText"/>
-      </w:pPr>
-      <w:r>
-        <w:t xml:space="preserve">미탸: 그리고 제 거. 말 없이. 현관. 가을 열 번. 안 부서졌어요.</w:t>
+        <w:t xml:space="preserve">이리나: 이제 숫자요, 1분이면 돼요, 약속해요. 기념일엔 숫자를 싫어하는 거 알아요.</w:t>
+      </w:r>
+    </w:p>
+    <w:p>
+      <w:pPr>
+        <w:pStyle w:val="BodyText"/>
+      </w:pPr>
+      <w:r>
+        <w:t xml:space="preserve">올가: 이라, 어차피 말할 거잖아. 말해.</w:t>
+      </w:r>
+    </w:p>
+    <w:p>
+      <w:pPr>
+        <w:pStyle w:val="BodyText"/>
+      </w:pPr>
+      <w:r>
+        <w:t xml:space="preserve">이리나: 열 번의 3월 전에는 부엌에 세 사람, 0루블, 그리고 연필로 가격을 적은 냅킨이 있었어요. 오늘 우리는 12개 지역에 120명이고, 포돌스크와 예카테린부르크에 허브가 둘, 「라도가」는 월 1만 4천 개예요. 그리고 회색은 하나도 없어요, 한 번도, 10년 동안 한 상자도.</w:t>
+      </w:r>
+    </w:p>
+    <w:p>
+      <w:pPr>
+        <w:pStyle w:val="BodyText"/>
+      </w:pPr>
+      <w:r>
+        <w:t xml:space="preserve">디마: 한 번도요. 10년 내내 확인했어요, 정말 하고 싶을 때조차.</w:t>
+      </w:r>
+    </w:p>
+    <w:p>
+      <w:pPr>
+        <w:pStyle w:val="BodyText"/>
+      </w:pPr>
+      <w:r>
+        <w:t xml:space="preserve">이리나: 작년 매출은 23억이에요. 이익은 — 될 수 있었던 것보다 적어요, 훨씬 적죠, 밤에는 돈이 드니까요: 상담선, 출동, 프로그램, 센터. 그리고 우린 그걸 팔지 않아요: 볼코프에게도, 주주에게도, 우리 자신에게도. 제가 한 번도 줄이지 않은 유일한 항목이에요.</w:t>
+      </w:r>
+    </w:p>
+    <w:p>
+      <w:pPr>
+        <w:pStyle w:val="BodyText"/>
+      </w:pPr>
+      <w:r>
+        <w:t xml:space="preserve">루스템: 좋은 숫자네요, 「될 수 있었던 것보다 적은」. 카잔에선 이렇게 말해요: 「적어도 — 내 것」.</w:t>
+      </w:r>
+    </w:p>
+    <w:p>
+      <w:pPr>
+        <w:pStyle w:val="BodyText"/>
+      </w:pPr>
+      <w:r>
+        <w:t xml:space="preserve">자보드치코프: 우랄에선 이렇게 말해요: 「적어도, 정직하게」.</w:t>
+      </w:r>
+    </w:p>
+    <w:p>
+      <w:pPr>
+        <w:pStyle w:val="BodyText"/>
+      </w:pPr>
+      <w:r>
+        <w:t xml:space="preserve">알렉세이: 발랴, 이제 당신 숫자요, 가장 중요한.</w:t>
+      </w:r>
+    </w:p>
+    <w:p>
+      <w:pPr>
+        <w:pStyle w:val="BodyText"/>
+      </w:pPr>
+      <w:r>
+        <w:t xml:space="preserve">발랴: 야간 상담선 10년, 9,412통, 받지 않은 건 0. 한 통도요.</w:t>
+      </w:r>
+    </w:p>
+    <w:p>
+      <w:pPr>
+        <w:pStyle w:val="BodyText"/>
+      </w:pPr>
+      <w:r>
+        <w:t xml:space="preserve">코르닐로바: 한 통도요. 하지만 8년 5월엔 한 번 출동을 못 갔고, 그것도 기록돼 있어요.</w:t>
+      </w:r>
+    </w:p>
+    <w:p>
+      <w:pPr>
+        <w:pStyle w:val="BodyText"/>
+      </w:pPr>
+      <w:r>
+        <w:t xml:space="preserve">발랴: 빨간색으로 기록돼 있고, 옆에 예카테린부르크와 크세니야가 있어요. 이제 크세니야는 매년 새해마다 축하 전화를 해요.</w:t>
+      </w:r>
+    </w:p>
+    <w:p>
+      <w:pPr>
+        <w:pStyle w:val="BodyText"/>
+      </w:pPr>
+      <w:r>
+        <w:t xml:space="preserve">도로호바: 저한테도요, 매년 1월 1일 새벽 6시에. 제가 안 자는 걸 아니까요.</w:t>
+      </w:r>
+    </w:p>
+    <w:p>
+      <w:pPr>
+        <w:pStyle w:val="BodyText"/>
+      </w:pPr>
+      <w:r>
+        <w:t xml:space="preserve">알렉세이: 환자가 매년 새해마다 의사에게 전화하는 것. 그게 바로 후기예요, 어떤 후기보다 나은.</w:t>
+      </w:r>
+    </w:p>
+    <w:p>
+      <w:pPr>
+        <w:pStyle w:val="BodyText"/>
+      </w:pPr>
+      <w:r>
+        <w:t xml:space="preserve">올가: 내 숫자도 말해도 돼? 재무 말고 법률 숫자.</w:t>
+      </w:r>
+    </w:p>
+    <w:p>
+      <w:pPr>
+        <w:pStyle w:val="BodyText"/>
+      </w:pPr>
+      <w:r>
+        <w:t xml:space="preserve">이리나: 돼, 짧게만. 넌 짧게 못 하잖아, 올랴.</w:t>
+      </w:r>
+    </w:p>
+    <w:p>
+      <w:pPr>
+        <w:pStyle w:val="BodyText"/>
+      </w:pPr>
+      <w:r>
+        <w:t xml:space="preserve">올가: 숫자 하나: 소송 0건. 10년 동안 우리를 상대로 한 소송이 하나도 없어요: 환자에게서도, 클리닉에서도, 공급사에서도. 우리가 누구보다 먼저, 불편할 때도 사실을 말했으니까요. 그리고 믿어요, 그게 어떤 변호사보다 싸요, 나를 포함해서.</w:t>
+      </w:r>
+    </w:p>
+    <w:p>
+      <w:pPr>
+        <w:pStyle w:val="BodyText"/>
+      </w:pPr>
+      <w:r>
+        <w:t xml:space="preserve">도윤: 제 숫자는 통역이에요: 모스크바와 원주 사이 대략 80만 단어. 제가 센 게 아니라 소희 씨가 셌어요.</w:t>
+      </w:r>
+    </w:p>
+    <w:p>
+      <w:pPr>
+        <w:pStyle w:val="BodyText"/>
+      </w:pPr>
+      <w:r>
+        <w:t xml:space="preserve">소희: 81만 2천이에요. 그중 「판지」 400번, 「Не навреди」 1,100번, 그리고 「서류는요?」가 2,000번.</w:t>
+      </w:r>
+    </w:p>
+    <w:p>
+      <w:pPr>
+        <w:pStyle w:val="BodyText"/>
+      </w:pPr>
+      <w:r>
+        <w:t xml:space="preserve">이리나: 2천 번이요? 말도 안 돼, 거짓말이에요.</w:t>
+      </w:r>
+    </w:p>
+    <w:p>
+      <w:pPr>
+        <w:pStyle w:val="BodyText"/>
+      </w:pPr>
+      <w:r>
+        <w:t xml:space="preserve">소희: 사실이에요, 기록돼 있어요. 기록되지 않으면 — 없었던 거예요.</w:t>
+      </w:r>
+    </w:p>
+    <w:p>
+      <w:pPr>
+        <w:pStyle w:val="BodyText"/>
+      </w:pPr>
+      <w:r>
+        <w:t xml:space="preserve">키릴: 제 숫자는 하나: 세 번째 시도에 붙은 시험. 그리고 제가 거절한 삼촌 하나.</w:t>
+      </w:r>
+    </w:p>
+    <w:p>
+      <w:pPr>
+        <w:pStyle w:val="BodyText"/>
+      </w:pPr>
+      <w:r>
+        <w:t xml:space="preserve">보리스: 나를 거절하고 더 나아졌지. 서운하지만 정확해.</w:t>
+      </w:r>
+    </w:p>
+    <w:p>
+      <w:pPr>
+        <w:pStyle w:val="BodyText"/>
+      </w:pPr>
+      <w:r>
+        <w:t xml:space="preserve">키릴: 삼촌도 더 나아지셨어요, 바냐에 저 없이도요.</w:t>
+      </w:r>
+    </w:p>
+    <w:p>
+      <w:pPr>
+        <w:pStyle w:val="BodyText"/>
+      </w:pPr>
+      <w:r>
+        <w:t xml:space="preserve">마리나: 저도 말해도 될까요? 파트너의 숫자, 페테르부르크식으로 군더더기 없이: 북서부 클리닉 80곳 중 온도 일지 없는 곳은 하나도 없어요. 하나도요, 분기마다 예고 없이 직접 확인해요. 이건 당신 숫자도, 제 숫자도 아니에요, 알렉세이 니콜라예비치. 우리 거예요, 공동의, 함께 지키는 경계처럼.</w:t>
+      </w:r>
+    </w:p>
+    <w:p>
+      <w:pPr>
+        <w:pStyle w:val="BodyText"/>
+      </w:pPr>
+      <w:r>
+        <w:t xml:space="preserve">자보드치코프: 그리고 우랄의 숫자: 46분, 1년 전엔 3시간 40분이었어요. 허브가 한 게 아니라 창문이 한 거예요.</w:t>
+      </w:r>
+    </w:p>
+    <w:p>
+      <w:pPr>
+        <w:pStyle w:val="BodyText"/>
+      </w:pPr>
+      <w:r>
+        <w:t xml:space="preserve">니콜라이: 내 숫자는 단순해: 마지막 월요일 120번, 파란 일지 여섯 권, 빠진 날 하나 없이.</w:t>
+      </w:r>
+    </w:p>
+    <w:p>
+      <w:pPr>
+        <w:pStyle w:val="BodyText"/>
+      </w:pPr>
+      <w:r>
+        <w:t xml:space="preserve">타티야나: 월요일 120번, 아플 때도 전철을 한 번도 놓친 적이 없어요.</w:t>
+      </w:r>
+    </w:p>
+    <w:p>
+      <w:pPr>
+        <w:pStyle w:val="BodyText"/>
+      </w:pPr>
+      <w:r>
+        <w:t xml:space="preserve">미탸: 그리고 제 숫자, 말 없이: 현관, 가을 열 번, 그리고 안 부서졌어요.</w:t>
       </w:r>
     </w:p>
     <w:p>
@@ -4963,7 +4963,7 @@
         <w:pStyle w:val="BodyText"/>
       </w:pPr>
       <w:r>
-        <w:t xml:space="preserve">윤: 내 숫자는 — 마지막. 32년 동안 다나카의 종이를 간직했어요 — 재킷 안주머니에, 심장 옆에. 지난달 소희에게 줬어요. 혈압계도 하루 빌려줬죠 — 대표로서 먼저 혈압을 재 보라고. 이제 난 아무것도 간직하지 않아요. 묻기만 하죠. 그게 더 가벼워요.</w:t>
+        <w:t xml:space="preserve">윤: 내 숫자가 마지막이에요. 32년 동안 다나카의 종이를 재킷 안주머니, 심장 옆에 간직했어요. 지난달 그걸 소희에게 줬고, 혈압계도 하루 빌려줬죠, 대표로서 먼저 혈압을 재 보라고. 이제 난 아무것도 간직하지 않고 묻기만 해요. 그게 더 가벼워요.</w:t>
       </w:r>
     </w:p>
     <w:bookmarkEnd w:id="35"/>
@@ -4981,151 +4981,151 @@
         <w:pStyle w:val="FirstParagraph"/>
       </w:pPr>
       <w:r>
-        <w:t xml:space="preserve">보리스: 건배. 내가 먼저 해도 돼요. 난 — 연금 생활자니까. 연금 생활자는 먼저 말해요, 못 할 수도 있으니까.</w:t>
-      </w:r>
-    </w:p>
-    <w:p>
-      <w:pPr>
-        <w:pStyle w:val="BodyText"/>
-      </w:pPr>
-      <w:r>
-        <w:t xml:space="preserve">레프: 보리스, 그거 음울하다.</w:t>
-      </w:r>
-    </w:p>
-    <w:p>
-      <w:pPr>
-        <w:pStyle w:val="BodyText"/>
-      </w:pPr>
-      <w:r>
-        <w:t xml:space="preserve">보리스: 정직한 거야, 레프. 뭘 위해 마시냐고? 「아니요」를 위해. 10년 전 이 친구는 구세프에게, 「헬베메드」에게, 소치의 의사 스무 명에게 「아니요」라고 했어요. 그다음엔 — 스타스에게. 그다음엔 — 글레브에게. 그다음엔 — 볼코프에게. 난 평생 「아니요」를 세 번 했어요. 이 친구는 — 열 번. 짓는 「아니요」를 위해.</w:t>
-      </w:r>
-    </w:p>
-    <w:p>
-      <w:pPr>
-        <w:pStyle w:val="BodyText"/>
-      </w:pPr>
-      <w:r>
-        <w:t xml:space="preserve">올가: 짓는 「아니요」를 위해. 적어 둘게요.</w:t>
-      </w:r>
-    </w:p>
-    <w:p>
-      <w:pPr>
-        <w:pStyle w:val="BodyText"/>
-      </w:pPr>
-      <w:r>
-        <w:t xml:space="preserve">알렉세이: 보리스 이고레비치, 볼코프에게 「아니요」라고 한 건 넷이었어요. 저 혼자가 아니라.</w:t>
-      </w:r>
-    </w:p>
-    <w:p>
-      <w:pPr>
-        <w:pStyle w:val="BodyText"/>
-      </w:pPr>
-      <w:r>
-        <w:t xml:space="preserve">보리스: 넷. 하지만 첫 번째는 — 너였지. 첫 「아니요」가 늘 제일 비싸.</w:t>
-      </w:r>
-    </w:p>
-    <w:p>
-      <w:pPr>
-        <w:pStyle w:val="BodyText"/>
-      </w:pPr>
-      <w:r>
-        <w:t xml:space="preserve">윤: 내 건배. 러시아어로. 연습했어요. 10년 전 도윤에게 말했죠: 「저 사람이 냅킨을 어떻게 쥐는지 봐라」. 오늘은 이렇게 말해요: 이 사람이 말을 어떻게 지키는지 보세요. 구기지 않아요. 그러니까 — 거짓말을 안 해요. 말을 위하여.</w:t>
-      </w:r>
-    </w:p>
-    <w:p>
-      <w:pPr>
-        <w:pStyle w:val="BodyText"/>
-      </w:pPr>
-      <w:r>
-        <w:t xml:space="preserve">도윤: 대표님, 하나도 안 틀리셨어요. 하나도.</w:t>
-      </w:r>
-    </w:p>
-    <w:p>
-      <w:pPr>
-        <w:pStyle w:val="BodyText"/>
-      </w:pPr>
-      <w:r>
-        <w:t xml:space="preserve">윤: 10년 동안 네가 통역하는 걸 들었으니까. 배웠지. 조금.</w:t>
-      </w:r>
-    </w:p>
-    <w:p>
-      <w:pPr>
-        <w:pStyle w:val="BodyText"/>
-      </w:pPr>
-      <w:r>
-        <w:t xml:space="preserve">소희: 제 건배 — 대표로서. 생애 처음. 짧게, 러시아어로, 서툴게. 오늘 아침 「라도가」 연장에 서명했어요. 5년. 원주의 별도 라인과, 타이머와, 두 언어 일지와 함께. 그리고 리타의 로트 정지 권한과 함께. 그 권한이 없었으면 서명 안 했을 거예요.</w:t>
-      </w:r>
-    </w:p>
-    <w:p>
-      <w:pPr>
-        <w:pStyle w:val="BodyText"/>
-      </w:pPr>
-      <w:r>
-        <w:t xml:space="preserve">리타: 정지 권한과 함께. 5년. 기념일 최고의 선물이에요. 피로그보다 나아요.</w:t>
-      </w:r>
-    </w:p>
-    <w:p>
-      <w:pPr>
-        <w:pStyle w:val="BodyText"/>
-      </w:pPr>
-      <w:r>
-        <w:t xml:space="preserve">타티야나: 피로그보다 나은 건 — 없어요. 그래도 용서할게요. 일이니까.</w:t>
-      </w:r>
-    </w:p>
-    <w:p>
-      <w:pPr>
-        <w:pStyle w:val="BodyText"/>
-      </w:pPr>
-      <w:r>
-        <w:t xml:space="preserve">코르닐로바: 33년의 진료. 그중 10년 — 당신들과. 서두르지 않는 의사들을 위해.</w:t>
-      </w:r>
-    </w:p>
-    <w:p>
-      <w:pPr>
-        <w:pStyle w:val="BodyText"/>
-      </w:pPr>
-      <w:r>
-        <w:t xml:space="preserve">발랴: 제 건 — 밤의 건배. 새벽 3시에 무서워하며 전화하는 사람들을 위해. 그리고 전화를 받으며 무서움을 소리 내지 않는 사람들을 위해. 이제 우리는 서른둘이에요. 전국에, 다섯 개 시간대에. 그리고 놓친 전화는 하나도 없어요. 10년 동안 하나도. 매일 아침 확인해요.</w:t>
-      </w:r>
-    </w:p>
-    <w:p>
-      <w:pPr>
-        <w:pStyle w:val="BodyText"/>
-      </w:pPr>
-      <w:r>
-        <w:t xml:space="preserve">이리나: 제 건 — 문에 관한 거예요. 1년 반 전에 문으로 나가고 싶었고, 나갔어요 — 정직하게, 돈을 가지고, 엄마와 키슬로보츠크로. 그리고 같은 문으로 직원으로 다시 들어왔어요. 그래도 되더라고요. 양쪽으로 열리는 문을 위해. 그리고 그 문을 잠그지 않는 사람들을 위해.</w:t>
-      </w:r>
-    </w:p>
-    <w:p>
-      <w:pPr>
-        <w:pStyle w:val="BodyText"/>
-      </w:pPr>
-      <w:r>
-        <w:t xml:space="preserve">올가: 내 건 — 법률. 마지막. 8항을 위해. 판지는 아무도 떼지 않는다. 기념일에도. 사진 때문에라도.</w:t>
-      </w:r>
-    </w:p>
-    <w:p>
-      <w:pPr>
-        <w:pStyle w:val="BodyText"/>
-      </w:pPr>
-      <w:r>
-        <w:t xml:space="preserve">디마: 제 건 — 영업. 괜찮죠? 엄마에게 주지 않을 걸 절대 팔지 않기 위해. 엄마가 여기 계세요, 사실, 야로슬라블에서 전철이랑 기차 타고 오셨어요. 저기, 셋째 줄, 파란 스카프. 30년째 간호사세요. 12년 전에 저한테 그 말을 하셨어요. 지금도 지키고 있어요.</w:t>
-      </w:r>
-    </w:p>
-    <w:p>
-      <w:pPr>
-        <w:pStyle w:val="BodyText"/>
-      </w:pPr>
-      <w:r>
-        <w:t xml:space="preserve">니콜라이: 드미트리의 어머니를 위해. 간호사가 대표보다 더 많이 붙잡고 있지.</w:t>
-      </w:r>
-    </w:p>
-    <w:p>
-      <w:pPr>
-        <w:pStyle w:val="BodyText"/>
-      </w:pPr>
-      <w:r>
-        <w:t xml:space="preserve">알렉세이: 그리고 제 건 — 마지막. 짧게. 내일 할게요. 모임에서. 전부.</w:t>
+        <w:t xml:space="preserve">보리스: 건배. 내가 먼저 해도 돼요, 연금 생활자니까. 연금 생활자는 못 할 수도 있으니 먼저 말해요.</w:t>
+      </w:r>
+    </w:p>
+    <w:p>
+      <w:pPr>
+        <w:pStyle w:val="BodyText"/>
+      </w:pPr>
+      <w:r>
+        <w:t xml:space="preserve">레프: 보리스, 그거 너무 음울하다.</w:t>
+      </w:r>
+    </w:p>
+    <w:p>
+      <w:pPr>
+        <w:pStyle w:val="BodyText"/>
+      </w:pPr>
+      <w:r>
+        <w:t xml:space="preserve">보리스: 정직한 거야, 레프. 뭘 위해 마시냐고? 「아니요」를 위해. 10년 전 이 친구는 구세프에게, 「헬베메드」에게, 소치의 의사 스무 명에게 「아니요」라고 했어요. 그다음엔 스타스에게, 그다음엔 글레브에게, 그다음엔 볼코프에게. 난 평생 「아니요」를 세 번 했는데, 이 친구는 열 번. 짓는 「아니요」를 위해.</w:t>
+      </w:r>
+    </w:p>
+    <w:p>
+      <w:pPr>
+        <w:pStyle w:val="BodyText"/>
+      </w:pPr>
+      <w:r>
+        <w:t xml:space="preserve">올가: 짓는 「아니요」를 위해. 의사록에 적어 둘게요.</w:t>
+      </w:r>
+    </w:p>
+    <w:p>
+      <w:pPr>
+        <w:pStyle w:val="BodyText"/>
+      </w:pPr>
+      <w:r>
+        <w:t xml:space="preserve">알렉세이: 보리스 이고레비치, 볼코프에게 「아니요」라고 한 건 저 혼자가 아니라 넷이었어요.</w:t>
+      </w:r>
+    </w:p>
+    <w:p>
+      <w:pPr>
+        <w:pStyle w:val="BodyText"/>
+      </w:pPr>
+      <w:r>
+        <w:t xml:space="preserve">보리스: 넷이지만, 첫 번째는 너였어. 그리고 첫 「아니요」가 늘 제일 비싸.</w:t>
+      </w:r>
+    </w:p>
+    <w:p>
+      <w:pPr>
+        <w:pStyle w:val="BodyText"/>
+      </w:pPr>
+      <w:r>
+        <w:t xml:space="preserve">윤: 내 건배, 러시아어로. 겨울 내내 매일 저녁 섬강 둑에서 연습했어요. 10년 전 도윤에게 말했죠: 「저 사람이 냅킨을 어떻게 쥐는지 봐라」. 오늘은 이렇게 말해요: 이 사람이 말을 어떻게 지키는지 보세요. 구기지 않아요. 그러니까 — 거짓말을 안 해요. 말을 위하여.</w:t>
+      </w:r>
+    </w:p>
+    <w:p>
+      <w:pPr>
+        <w:pStyle w:val="BodyText"/>
+      </w:pPr>
+      <w:r>
+        <w:t xml:space="preserve">도윤: 대표님, 하나도 안 틀리고 말씀하셨어요.</w:t>
+      </w:r>
+    </w:p>
+    <w:p>
+      <w:pPr>
+        <w:pStyle w:val="BodyText"/>
+      </w:pPr>
+      <w:r>
+        <w:t xml:space="preserve">윤: 10년 동안 네가 통역하는 걸 들어서 조금 배웠지.</w:t>
+      </w:r>
+    </w:p>
+    <w:p>
+      <w:pPr>
+        <w:pStyle w:val="BodyText"/>
+      </w:pPr>
+      <w:r>
+        <w:t xml:space="preserve">소희: 제 건배는 대표로서, 생애 처음이에요, 짧게, 러시아어로, 서툴게. 오늘 아침 「라도가」 5년 연장에 서명했어요: 원주의 별도 라인, 타이머, 두 언어 일지와 함께요. 그리고 리타의 로트 정지 권한과 함께요: 그 권한이 없었으면 서명 안 했을 거예요.</w:t>
+      </w:r>
+    </w:p>
+    <w:p>
+      <w:pPr>
+        <w:pStyle w:val="BodyText"/>
+      </w:pPr>
+      <w:r>
+        <w:t xml:space="preserve">리타: 정지 권한과 함께 5년. 기념일 최고의 선물이에요, 피로그보다도 나아요.</w:t>
+      </w:r>
+    </w:p>
+    <w:p>
+      <w:pPr>
+        <w:pStyle w:val="BodyText"/>
+      </w:pPr>
+      <w:r>
+        <w:t xml:space="preserve">타티야나: 피로그보다 나은 건 없어요. 그래도 용서할게요, 일이니까.</w:t>
+      </w:r>
+    </w:p>
+    <w:p>
+      <w:pPr>
+        <w:pStyle w:val="BodyText"/>
+      </w:pPr>
+      <w:r>
+        <w:t xml:space="preserve">코르닐로바: 33년의 진료, 그중 10년은 당신들과 함께. 서두르지 않는 의사들을 위해.</w:t>
+      </w:r>
+    </w:p>
+    <w:p>
+      <w:pPr>
+        <w:pStyle w:val="BodyText"/>
+      </w:pPr>
+      <w:r>
+        <w:t xml:space="preserve">발랴: 제 건배는 밤의 건배예요. 새벽 3시에 무서워하며 전화하는 사람들을 위해, 그리고 전화를 받으며 무서움을 소리 내지 않는 사람들을 위해. 이제 우리는 전국 다섯 개 시간대에 서른둘이고, 10년 동안 놓친 전화는 하나도 없어요. 매일 아침 확인해요.</w:t>
+      </w:r>
+    </w:p>
+    <w:p>
+      <w:pPr>
+        <w:pStyle w:val="BodyText"/>
+      </w:pPr>
+      <w:r>
+        <w:t xml:space="preserve">이리나: 제 건배는 문에 관한 거예요. 1년 반 전에 문으로 나가고 싶었고, 정직하게, 돈을 가지고, 엄마와 키슬로보츠크로 나갔어요. 그리고 같은 문으로 직원으로 다시 들어왔는데, 그래도 되더라고요. 양쪽으로 열리는 문을 위해. 그리고 그 문을 잠그지 않는 사람들을 위해.</w:t>
+      </w:r>
+    </w:p>
+    <w:p>
+      <w:pPr>
+        <w:pStyle w:val="BodyText"/>
+      </w:pPr>
+      <w:r>
+        <w:t xml:space="preserve">올가: 내 건배는 법률, 그리고 마지막이에요: 8항을 위해. 판지는 아무도 떼지 않는다, 기념일에도, 사진 때문에라도.</w:t>
+      </w:r>
+    </w:p>
+    <w:p>
+      <w:pPr>
+        <w:pStyle w:val="BodyText"/>
+      </w:pPr>
+      <w:r>
+        <w:t xml:space="preserve">디마: 제 건 영업 건배예요, 괜찮죠? 엄마에게 주지 않을 걸 절대 팔지 않기 위해. 사실 엄마가 여기 계세요: 야로슬라블에서 전철이랑 기차 타고 오셨어요, 저기 셋째 줄, 파란 스카프. 30년째 간호사시고, 12년 전에 저한테 그 말을 하셨어요. 지금도 지키고 있어요.</w:t>
+      </w:r>
+    </w:p>
+    <w:p>
+      <w:pPr>
+        <w:pStyle w:val="BodyText"/>
+      </w:pPr>
+      <w:r>
+        <w:t xml:space="preserve">니콜라이: 드미트리의 어머니를 위해. 간호사가 대표보다 더 많이 붙잡고 있지, 그건 확실히 알아.</w:t>
+      </w:r>
+    </w:p>
+    <w:p>
+      <w:pPr>
+        <w:pStyle w:val="BodyText"/>
+      </w:pPr>
+      <w:r>
+        <w:t xml:space="preserve">알렉세이: 그리고 제 건배는 마지막이고 짧아요. 내일 모임에서 전부 할게요.</w:t>
       </w:r>
     </w:p>
     <w:p>
@@ -5141,7 +5141,7 @@
         <w:pStyle w:val="BodyText"/>
       </w:pPr>
       <w:r>
-        <w:t xml:space="preserve">알렉세이: 오늘은 — 잔치. 내일은 — 일. 먼저 하고. 그다음에 말하고.</w:t>
+        <w:t xml:space="preserve">알렉세이: 오늘은 잔치고, 내일은 일이에요. 먼저 하고, 그다음에 말하고요.</w:t>
       </w:r>
     </w:p>
     <w:p>
@@ -5157,23 +5157,23 @@
         <w:pStyle w:val="BodyText"/>
       </w:pPr>
       <w:r>
-        <w:t xml:space="preserve">자보드치코프: 우랄도 마찬가지예요: 건배는 — 저녁에, 말은 — 아침에.</w:t>
-      </w:r>
-    </w:p>
-    <w:p>
-      <w:pPr>
-        <w:pStyle w:val="BodyText"/>
-      </w:pPr>
-      <w:r>
-        <w:t xml:space="preserve">보리스: 형, 깐깐하시네.</w:t>
-      </w:r>
-    </w:p>
-    <w:p>
-      <w:pPr>
-        <w:pStyle w:val="BodyText"/>
-      </w:pPr>
-      <w:r>
-        <w:t xml:space="preserve">윤: 알아요. 소희도 그래요. 대표니까. 해도 돼요.</w:t>
+        <w:t xml:space="preserve">자보드치코프: 우랄도 마찬가지예요: 건배는 저녁에, 말은 아침에.</w:t>
+      </w:r>
+    </w:p>
+    <w:p>
+      <w:pPr>
+        <w:pStyle w:val="BodyText"/>
+      </w:pPr>
+      <w:r>
+        <w:t xml:space="preserve">보리스: 형, 정말 깐깐하시네.</w:t>
+      </w:r>
+    </w:p>
+    <w:p>
+      <w:pPr>
+        <w:pStyle w:val="BodyText"/>
+      </w:pPr>
+      <w:r>
+        <w:t xml:space="preserve">윤: 알아요, 소희도 그렇게 말해요. 대표니까 해도 돼요.</w:t>
       </w:r>
     </w:p>
     <w:bookmarkEnd w:id="36"/>
@@ -5191,23 +5191,23 @@
         <w:pStyle w:val="FirstParagraph"/>
       </w:pPr>
       <w:r>
-        <w:t xml:space="preserve">올가: 다 갔어. 보리스까지. 마지막 사과를 가져갔어. 그러더라: 「이건 내 거야. 내가 키웠어」.</w:t>
-      </w:r>
-    </w:p>
-    <w:p>
-      <w:pPr>
-        <w:pStyle w:val="BodyText"/>
-      </w:pPr>
-      <w:r>
-        <w:t xml:space="preserve">이리나: 영수증. 37만 1천. 9천 절약. 피로그는 — 예산 외.</w:t>
-      </w:r>
-    </w:p>
-    <w:p>
-      <w:pPr>
-        <w:pStyle w:val="BodyText"/>
-      </w:pPr>
-      <w:r>
-        <w:t xml:space="preserve">도윤: 피로그는 어떻게 기록했어요?</w:t>
+        <w:t xml:space="preserve">올가: 다 갔어, 보리스까지. 마지막 사과를 가져가면서 그러더라: 「이건 내 거야. 내가 키웠어」.</w:t>
+      </w:r>
+    </w:p>
+    <w:p>
+      <w:pPr>
+        <w:pStyle w:val="BodyText"/>
+      </w:pPr>
+      <w:r>
+        <w:t xml:space="preserve">이리나: 영수증: 37만 1천, 9천 절약, 피로그는 예산 외.</w:t>
+      </w:r>
+    </w:p>
+    <w:p>
+      <w:pPr>
+        <w:pStyle w:val="BodyText"/>
+      </w:pPr>
+      <w:r>
+        <w:t xml:space="preserve">도윤: 이라, 피로그는 어떻게 기록했어요?</w:t>
       </w:r>
     </w:p>
     <w:p>
@@ -5223,87 +5223,87 @@
         <w:pStyle w:val="BodyText"/>
       </w:pPr>
       <w:r>
-        <w:t xml:space="preserve">알렉세이: 우리 넷이네. 첫 3월처럼. 다만 그땐 도윤이 원주에 있었지. 전화로.</w:t>
-      </w:r>
-    </w:p>
-    <w:p>
-      <w:pPr>
-        <w:pStyle w:val="BodyText"/>
-      </w:pPr>
-      <w:r>
-        <w:t xml:space="preserve">도윤: 그리고 이제 — 여기. 자막 없이. 벌써 반년째 — 자막 없이.</w:t>
-      </w:r>
-    </w:p>
-    <w:p>
-      <w:pPr>
-        <w:pStyle w:val="BodyText"/>
-      </w:pPr>
-      <w:r>
-        <w:t xml:space="preserve">올가: 료샤, 내일 연설. 썼어?</w:t>
-      </w:r>
-    </w:p>
-    <w:p>
-      <w:pPr>
-        <w:pStyle w:val="BodyText"/>
-      </w:pPr>
-      <w:r>
-        <w:t xml:space="preserve">알렉세이: 아니. 시작을 못 하겠어. 쓰는 게 다 — 예뻐. 할머니는 예쁜 걸 싫어하셨잖아.</w:t>
-      </w:r>
-    </w:p>
-    <w:p>
-      <w:pPr>
-        <w:pStyle w:val="BodyText"/>
-      </w:pPr>
-      <w:r>
-        <w:t xml:space="preserve">올가: 그럼 늘 시작하던 걸로 시작해. 첫날부터. 이라네 부엌에서.</w:t>
-      </w:r>
-    </w:p>
-    <w:p>
-      <w:pPr>
-        <w:pStyle w:val="BodyText"/>
-      </w:pPr>
-      <w:r>
-        <w:t xml:space="preserve">알렉세이: 뭐로?</w:t>
-      </w:r>
-    </w:p>
-    <w:p>
-      <w:pPr>
-        <w:pStyle w:val="BodyText"/>
-      </w:pPr>
-      <w:r>
-        <w:t xml:space="preserve">이리나: 「Давайте по делу(본론으로 갑시다)」. 회의마다 그렇게 시작했잖아요. 10년 동안. 우린 웃었고요.</w:t>
-      </w:r>
-    </w:p>
-    <w:p>
-      <w:pPr>
-        <w:pStyle w:val="BodyText"/>
-      </w:pPr>
-      <w:r>
-        <w:t xml:space="preserve">알렉세이: 「본론으로 갑시다」. 전혀 몰랐어.</w:t>
-      </w:r>
-    </w:p>
-    <w:p>
-      <w:pPr>
-        <w:pStyle w:val="BodyText"/>
-      </w:pPr>
-      <w:r>
-        <w:t xml:space="preserve">도윤: 난 알았어. 대표님께 800번 통역했어. 한국어로는 「본론으로 들어갑시다」. 대표님이 좋아하셨어.</w:t>
-      </w:r>
-    </w:p>
-    <w:p>
-      <w:pPr>
-        <w:pStyle w:val="BodyText"/>
-      </w:pPr>
-      <w:r>
-        <w:t xml:space="preserve">올가: 그럼 그걸로 시작해. 「본론으로 갑시다」. 그리고 우리 일이 뭔지 말해. 우리 자신의 일. 한 문장으로.</w:t>
-      </w:r>
-    </w:p>
-    <w:p>
-      <w:pPr>
-        <w:pStyle w:val="BodyText"/>
-      </w:pPr>
-      <w:r>
-        <w:t xml:space="preserve">이리나: 할머니는 「Не навреди」를 — 두 단어로 하셨어요. 40년을 한 문장으로. 할 수 있어요.</w:t>
+        <w:t xml:space="preserve">알렉세이: 첫 3월처럼 우리 넷이네. 다만 그땐 도윤이 원주에서 전화로 있었지.</w:t>
+      </w:r>
+    </w:p>
+    <w:p>
+      <w:pPr>
+        <w:pStyle w:val="BodyText"/>
+      </w:pPr>
+      <w:r>
+        <w:t xml:space="preserve">도윤: 그리고 이제 여기 있어, 자막 없이. 벌써 반년째 자막 없이.</w:t>
+      </w:r>
+    </w:p>
+    <w:p>
+      <w:pPr>
+        <w:pStyle w:val="BodyText"/>
+      </w:pPr>
+      <w:r>
+        <w:t xml:space="preserve">올가: 료샤, 내일 연설 있잖아. 썼어?</w:t>
+      </w:r>
+    </w:p>
+    <w:p>
+      <w:pPr>
+        <w:pStyle w:val="BodyText"/>
+      </w:pPr>
+      <w:r>
+        <w:t xml:space="preserve">알렉세이: 아니, 시작을 못 하겠어. 쓰는 게 다 예쁘게 나와. 할머니는 예쁜 걸 싫어하셨잖아.</w:t>
+      </w:r>
+    </w:p>
+    <w:p>
+      <w:pPr>
+        <w:pStyle w:val="BodyText"/>
+      </w:pPr>
+      <w:r>
+        <w:t xml:space="preserve">올가: 그럼 늘 시작하던 걸로 시작해, 첫날처럼, 이라네 부엌에서처럼.</w:t>
+      </w:r>
+    </w:p>
+    <w:p>
+      <w:pPr>
+        <w:pStyle w:val="BodyText"/>
+      </w:pPr>
+      <w:r>
+        <w:t xml:space="preserve">알렉세이: 내가 뭘로 시작했는데? 좀 일깨워 줘.</w:t>
+      </w:r>
+    </w:p>
+    <w:p>
+      <w:pPr>
+        <w:pStyle w:val="BodyText"/>
+      </w:pPr>
+      <w:r>
+        <w:t xml:space="preserve">이리나: 「Давайте по делу(본론으로 갑시다)」. 10년 동안 회의마다 그렇게 시작했고, 우린 웃었어요.</w:t>
+      </w:r>
+    </w:p>
+    <w:p>
+      <w:pPr>
+        <w:pStyle w:val="BodyText"/>
+      </w:pPr>
+      <w:r>
+        <w:t xml:space="preserve">알렉세이: 「본론으로 갑시다」. 그런데 전혀 몰랐어.</w:t>
+      </w:r>
+    </w:p>
+    <w:p>
+      <w:pPr>
+        <w:pStyle w:val="BodyText"/>
+      </w:pPr>
+      <w:r>
+        <w:t xml:space="preserve">도윤: 난 알았어, 대표님께 800번 통역했으니까. 한국어로는 「본론으로 들어갑시다」인데, 대표님이 좋아하셨어.</w:t>
+      </w:r>
+    </w:p>
+    <w:p>
+      <w:pPr>
+        <w:pStyle w:val="BodyText"/>
+      </w:pPr>
+      <w:r>
+        <w:t xml:space="preserve">올가: 그럼 그걸로 시작해: 「본론으로 갑시다」. 그리고 우리 일이 뭔지, 우리 자신의 일을 한 문장으로 말해.</w:t>
+      </w:r>
+    </w:p>
+    <w:p>
+      <w:pPr>
+        <w:pStyle w:val="BodyText"/>
+      </w:pPr>
+      <w:r>
+        <w:t xml:space="preserve">이리나: 할머니는 「Не навреди」를 두 단어로, 40년짜리 한 문장으로 하셨어요. 할 수 있어요.</w:t>
       </w:r>
     </w:p>
     <w:bookmarkEnd w:id="37"/>
